--- a/2do Año/Psicoanálisis/3_Guias_de_Estudio/C16_LaPerversionEnFreudYLacan_Guia.docx
+++ b/2do Año/Psicoanálisis/3_Guias_de_Estudio/C16_LaPerversionEnFreudYLacan_Guia.docx
@@ -2,6 +2,32 @@
 <file path=word/document.xml><?xml version="1.0" encoding="utf-8"?>
 <w:document xmlns:w="http://schemas.openxmlformats.org/wordprocessingml/2006/main" xmlns:m="http://schemas.openxmlformats.org/officeDocument/2006/math" xmlns:r="http://schemas.openxmlformats.org/officeDocument/2006/relationships" xmlns:o="urn:schemas-microsoft-com:office:office" xmlns:v="urn:schemas-microsoft-com:vml" xmlns:w10="urn:schemas-microsoft-com:office:word" xmlns:a="http://schemas.openxmlformats.org/drawingml/2006/main" xmlns:pic="http://schemas.openxmlformats.org/drawingml/2006/picture" xmlns:wp="http://schemas.openxmlformats.org/drawingml/2006/wordprocessingDrawing">
   <w:body>
+    <w:sdt>
+      <w:sdtPr>
+        <w:docPartObj>
+          <w:docPartGallery w:val="Table of Contents"/>
+          <w:docPartUnique/>
+        </w:docPartObj>
+      </w:sdtPr>
+      <w:sdtContent>
+        <w:p>
+          <w:pPr>
+            <w:pStyle w:val="TOCHeading"/>
+          </w:pPr>
+          <w:r>
+            <w:t xml:space="preserve">Índice</w:t>
+          </w:r>
+        </w:p>
+        <w:p>
+          <w:r>
+            <w:fldChar w:fldCharType="begin" w:dirty="true"/>
+            <w:instrText xml:space="preserve">TOC \o "1-2" \h \z \u</w:instrText>
+            <w:fldChar w:fldCharType="separate"/>
+            <w:fldChar w:fldCharType="end"/>
+          </w:r>
+        </w:p>
+      </w:sdtContent>
+    </w:sdt>
     <w:bookmarkStart w:id="38" w:name="c16-la-perversión-en-freud-y-lacan"/>
     <w:p>
       <w:pPr>
@@ -13,7 +39,7 @@
     </w:p>
     <w:p>
       <w:pPr>
-        <w:pStyle w:val="BlockText"/>
+        <w:pStyle w:val="RecuadroFuente"/>
       </w:pPr>
       <w:r>
         <w:rPr>
@@ -124,7 +150,7 @@
     </w:p>
     <w:p>
       <w:pPr>
-        <w:pStyle w:val="BlockText"/>
+        <w:pStyle w:val="RecuadroFuente"/>
       </w:pPr>
       <w:r>
         <w:rPr>
@@ -197,7 +223,7 @@
     </w:p>
     <w:p>
       <w:pPr>
-        <w:pStyle w:val="BlockText"/>
+        <w:pStyle w:val="RecuadroFuente"/>
       </w:pPr>
       <w:r>
         <w:rPr>
@@ -246,7 +272,7 @@
     </w:p>
     <w:p>
       <w:pPr>
-        <w:pStyle w:val="BlockText"/>
+        <w:pStyle w:val="RecuadroIdea"/>
       </w:pPr>
       <w:r>
         <w:rPr>
@@ -1447,6 +1473,7 @@
     <w:p>
       <w:pPr>
         <w:pStyle w:val="Heading2"/>
+        <w:pageBreakBefore/>
       </w:pPr>
       <w:r>
         <w:t xml:space="preserve">1. Primera pregunta — Perversión y neurosis: la inversión</w:t>
@@ -2764,7 +2791,7 @@
     </w:p>
     <w:p>
       <w:pPr>
-        <w:pStyle w:val="BlockText"/>
+        <w:pStyle w:val="RecuadroClave"/>
       </w:pPr>
       <w:r>
         <w:t xml:space="preserve">🔑</w:t>
@@ -2845,6 +2872,7 @@
     <w:p>
       <w:pPr>
         <w:pStyle w:val="Heading2"/>
+        <w:pageBreakBefore/>
       </w:pPr>
       <w:r>
         <w:t xml:space="preserve">2. Segunda pregunta — Los tres momentos freudianos de la perversión y la operación específica</w:t>
@@ -5301,7 +5329,7 @@
     </w:p>
     <w:p>
       <w:pPr>
-        <w:pStyle w:val="BlockText"/>
+        <w:pStyle w:val="RecuadroClave"/>
       </w:pPr>
       <w:r>
         <w:t xml:space="preserve">🔑</w:t>
@@ -5379,6 +5407,7 @@
     <w:p>
       <w:pPr>
         <w:pStyle w:val="Heading2"/>
+        <w:pageBreakBefore/>
       </w:pPr>
       <w:r>
         <w:t xml:space="preserve">3. Tercera pregunta — Los dos momentos lacanianos y sus articuladores</w:t>
@@ -7479,7 +7508,7 @@
     </w:p>
     <w:p>
       <w:pPr>
-        <w:pStyle w:val="BlockText"/>
+        <w:pStyle w:val="RecuadroClave"/>
       </w:pPr>
       <w:r>
         <w:t xml:space="preserve">🔑</w:t>
@@ -7583,6 +7612,7 @@
     <w:p>
       <w:pPr>
         <w:pStyle w:val="Heading2"/>
+        <w:pageBreakBefore/>
       </w:pPr>
       <w:r>
         <w:t xml:space="preserve">Tabla de distinciones</w:t>
@@ -7609,6 +7639,7 @@
           <w:p>
             <w:pPr>
               <w:pStyle w:val="Compact"/>
+              <w:jc w:val="left"/>
             </w:pPr>
           </w:p>
         </w:tc>
@@ -7617,6 +7648,7 @@
           <w:p>
             <w:pPr>
               <w:pStyle w:val="Compact"/>
+              <w:jc w:val="left"/>
             </w:pPr>
             <w:r>
               <w:rPr>
@@ -7632,6 +7664,7 @@
           <w:p>
             <w:pPr>
               <w:pStyle w:val="Compact"/>
+              <w:jc w:val="left"/>
             </w:pPr>
             <w:r>
               <w:rPr>
@@ -7649,6 +7682,7 @@
           <w:p>
             <w:pPr>
               <w:pStyle w:val="Compact"/>
+              <w:jc w:val="left"/>
             </w:pPr>
             <w:r>
               <w:t xml:space="preserve">Articulador</w:t>
@@ -7660,6 +7694,7 @@
           <w:p>
             <w:pPr>
               <w:pStyle w:val="Compact"/>
+              <w:jc w:val="left"/>
             </w:pPr>
             <w:r>
               <w:t xml:space="preserve">1905: pulsión parcial · 1919/24: padre, Edipo, masoquismo · 1927/38: castración</w:t>
@@ -7671,6 +7706,7 @@
           <w:p>
             <w:pPr>
               <w:pStyle w:val="Compact"/>
+              <w:jc w:val="left"/>
             </w:pPr>
             <w:r>
               <w:t xml:space="preserve">Sem. 4-6: falo imaginario, Edipo · Sem. 16: objeto</w:t>
@@ -7697,6 +7733,7 @@
           <w:p>
             <w:pPr>
               <w:pStyle w:val="Compact"/>
+              <w:jc w:val="left"/>
             </w:pPr>
             <w:r>
               <w:t xml:space="preserve">Operación</w:t>
@@ -7708,6 +7745,7 @@
           <w:p>
             <w:pPr>
               <w:pStyle w:val="Compact"/>
+              <w:jc w:val="left"/>
             </w:pPr>
             <w:r>
               <w:rPr>
@@ -7739,6 +7777,7 @@
           <w:p>
             <w:pPr>
               <w:pStyle w:val="Compact"/>
+              <w:jc w:val="left"/>
             </w:pPr>
             <w:r>
               <w:rPr>
@@ -7772,6 +7811,7 @@
           <w:p>
             <w:pPr>
               <w:pStyle w:val="Compact"/>
+              <w:jc w:val="left"/>
             </w:pPr>
             <w:r>
               <w:t xml:space="preserve">Perverso</w:t>
@@ -7783,6 +7823,7 @@
           <w:p>
             <w:pPr>
               <w:pStyle w:val="Compact"/>
+              <w:jc w:val="left"/>
             </w:pPr>
             <w:r>
               <w:t xml:space="preserve">«</w:t>
@@ -7804,6 +7845,7 @@
           <w:p>
             <w:pPr>
               <w:pStyle w:val="Compact"/>
+              <w:jc w:val="left"/>
             </w:pPr>
             <w:r>
               <w:t xml:space="preserve">«</w:t>
@@ -7827,6 +7869,7 @@
           <w:p>
             <w:pPr>
               <w:pStyle w:val="Compact"/>
+              <w:jc w:val="left"/>
             </w:pPr>
             <w:r>
               <w:t xml:space="preserve">Paradigma</w:t>
@@ -7838,6 +7881,7 @@
           <w:p>
             <w:pPr>
               <w:pStyle w:val="Compact"/>
+              <w:jc w:val="left"/>
             </w:pPr>
             <w:r>
               <w:t xml:space="preserve">Fetichismo</w:t>
@@ -7849,6 +7893,7 @@
           <w:p>
             <w:pPr>
               <w:pStyle w:val="Compact"/>
+              <w:jc w:val="left"/>
             </w:pPr>
             <w:r>
               <w:t xml:space="preserve">Fetichismo (1.º) /</w:t>
@@ -7878,6 +7923,7 @@
           <w:p>
             <w:pPr>
               <w:pStyle w:val="Compact"/>
+              <w:jc w:val="left"/>
             </w:pPr>
             <w:r>
               <w:t xml:space="preserve">Consecuencia</w:t>
@@ -7889,6 +7935,7 @@
           <w:p>
             <w:pPr>
               <w:pStyle w:val="Compact"/>
+              <w:jc w:val="left"/>
             </w:pPr>
             <w:r>
               <w:rPr>
@@ -7904,6 +7951,7 @@
           <w:p>
             <w:pPr>
               <w:pStyle w:val="Compact"/>
+              <w:jc w:val="left"/>
             </w:pPr>
             <w:r>
               <w:t xml:space="preserve">Fantasma invertido (a◊$); partenaire dividido; angustia</w:t>
@@ -7917,6 +7965,7 @@
           <w:p>
             <w:pPr>
               <w:pStyle w:val="Compact"/>
+              <w:jc w:val="left"/>
             </w:pPr>
             <w:r>
               <w:t xml:space="preserve">Rasgo</w:t>
@@ -7928,6 +7977,7 @@
           <w:p>
             <w:pPr>
               <w:pStyle w:val="Compact"/>
+              <w:jc w:val="left"/>
             </w:pPr>
             <w:r>
               <w:t xml:space="preserve">Déficit de los diques → perversión plena</w:t>
@@ -7939,6 +7989,7 @@
           <w:p>
             <w:pPr>
               <w:pStyle w:val="Compact"/>
+              <w:jc w:val="left"/>
             </w:pPr>
             <w:r>
               <w:t xml:space="preserve">Voluntad de goce; fe del cruzado</w:t>
@@ -7970,6 +8021,7 @@
           <w:p>
             <w:pPr>
               <w:pStyle w:val="Compact"/>
+              <w:jc w:val="left"/>
             </w:pPr>
           </w:p>
         </w:tc>
@@ -7978,6 +8030,7 @@
           <w:p>
             <w:pPr>
               <w:pStyle w:val="Compact"/>
+              <w:jc w:val="left"/>
             </w:pPr>
             <w:r>
               <w:rPr>
@@ -7993,6 +8046,7 @@
           <w:p>
             <w:pPr>
               <w:pStyle w:val="Compact"/>
+              <w:jc w:val="left"/>
             </w:pPr>
             <w:r>
               <w:rPr>
@@ -8008,6 +8062,7 @@
           <w:p>
             <w:pPr>
               <w:pStyle w:val="Compact"/>
+              <w:jc w:val="left"/>
             </w:pPr>
             <w:r>
               <w:rPr>
@@ -8025,6 +8080,7 @@
           <w:p>
             <w:pPr>
               <w:pStyle w:val="Compact"/>
+              <w:jc w:val="left"/>
             </w:pPr>
             <w:r>
               <w:t xml:space="preserve">Frente a la castración</w:t>
@@ -8036,6 +8092,7 @@
           <w:p>
             <w:pPr>
               <w:pStyle w:val="Compact"/>
+              <w:jc w:val="left"/>
             </w:pPr>
             <w:r>
               <w:t xml:space="preserve">No quiere saber (represión)</w:t>
@@ -8047,6 +8104,7 @@
           <w:p>
             <w:pPr>
               <w:pStyle w:val="Compact"/>
+              <w:jc w:val="left"/>
             </w:pPr>
             <w:r>
               <w:t xml:space="preserve">Sabe, pero pretende no ser afectado (renegación)</w:t>
@@ -8058,6 +8116,7 @@
           <w:p>
             <w:pPr>
               <w:pStyle w:val="Compact"/>
+              <w:jc w:val="left"/>
             </w:pPr>
             <w:r>
               <w:t xml:space="preserve">No inscripta (forclusión)</w:t>
@@ -8071,6 +8130,7 @@
           <w:p>
             <w:pPr>
               <w:pStyle w:val="Compact"/>
+              <w:jc w:val="left"/>
             </w:pPr>
             <w:r>
               <w:t xml:space="preserve">Clínica</w:t>
@@ -8082,6 +8142,7 @@
           <w:p>
             <w:pPr>
               <w:pStyle w:val="Compact"/>
+              <w:jc w:val="left"/>
             </w:pPr>
             <w:r>
               <w:t xml:space="preserve">De la pregunta</w:t>
@@ -8093,6 +8154,7 @@
           <w:p>
             <w:pPr>
               <w:pStyle w:val="Compact"/>
+              <w:jc w:val="left"/>
             </w:pPr>
             <w:r>
               <w:t xml:space="preserve">De la demostración</w:t>
@@ -8104,6 +8166,7 @@
           <w:p>
             <w:pPr>
               <w:pStyle w:val="Compact"/>
+              <w:jc w:val="left"/>
             </w:pPr>
             <w:r>
               <w:t xml:space="preserve">De la respuesta anticipada</w:t>
@@ -8117,6 +8180,7 @@
           <w:p>
             <w:pPr>
               <w:pStyle w:val="Compact"/>
+              <w:jc w:val="left"/>
             </w:pPr>
             <w:r>
               <w:t xml:space="preserve">Goce</w:t>
@@ -8128,6 +8192,7 @@
           <w:p>
             <w:pPr>
               <w:pStyle w:val="Compact"/>
+              <w:jc w:val="left"/>
             </w:pPr>
             <w:r>
               <w:t xml:space="preserve">Marcado por la castración; sufrimiento/síntoma</w:t>
@@ -8139,6 +8204,7 @@
           <w:p>
             <w:pPr>
               <w:pStyle w:val="Compact"/>
+              <w:jc w:val="left"/>
             </w:pPr>
             <w:r>
               <w:t xml:space="preserve">Voluntad de goce; recuperar el goce perdido</w:t>
@@ -8150,6 +8216,7 @@
           <w:p>
             <w:pPr>
               <w:pStyle w:val="Compact"/>
+              <w:jc w:val="left"/>
             </w:pPr>
             <w:r>
               <w:t xml:space="preserve">Goce del Otro sin límite</w:t>
@@ -8163,6 +8230,7 @@
           <w:p>
             <w:pPr>
               <w:pStyle w:val="Compact"/>
+              <w:jc w:val="left"/>
             </w:pPr>
             <w:r>
               <w:t xml:space="preserve">Fantasma</w:t>
@@ -8174,6 +8242,7 @@
           <w:p>
             <w:pPr>
               <w:pStyle w:val="Compact"/>
+              <w:jc w:val="left"/>
             </w:pPr>
             <w:r>
               <w:t xml:space="preserve">(</w:t>
@@ -8226,6 +8295,7 @@
           <w:p>
             <w:pPr>
               <w:pStyle w:val="Compact"/>
+              <w:jc w:val="left"/>
             </w:pPr>
             <w:r>
               <w:t xml:space="preserve">Fracaso radical</w:t>
@@ -8237,6 +8307,7 @@
           <w:p>
             <w:pPr>
               <w:pStyle w:val="Compact"/>
+              <w:jc w:val="left"/>
             </w:pPr>
           </w:p>
         </w:tc>
@@ -8690,6 +8761,7 @@
           <w:p>
             <w:pPr>
               <w:pStyle w:val="Compact"/>
+              <w:jc w:val="left"/>
             </w:pPr>
             <w:r>
               <w:t xml:space="preserve">Va hacia / viene de</w:t>
@@ -8701,6 +8773,7 @@
           <w:p>
             <w:pPr>
               <w:pStyle w:val="Compact"/>
+              <w:jc w:val="left"/>
             </w:pPr>
             <w:r>
               <w:t xml:space="preserve">Cómo se conecta</w:t>
@@ -8714,6 +8787,7 @@
           <w:p>
             <w:pPr>
               <w:pStyle w:val="Compact"/>
+              <w:jc w:val="left"/>
             </w:pPr>
             <w:r>
               <w:rPr>
@@ -8728,6 +8802,7 @@
           <w:p>
             <w:pPr>
               <w:pStyle w:val="Compact"/>
+              <w:jc w:val="left"/>
             </w:pPr>
             <w:r>
               <w:rPr>
@@ -8761,6 +8836,7 @@
           <w:p>
             <w:pPr>
               <w:pStyle w:val="Compact"/>
+              <w:jc w:val="left"/>
             </w:pPr>
             <w:r>
               <w:rPr>
@@ -8775,6 +8851,7 @@
           <w:p>
             <w:pPr>
               <w:pStyle w:val="Compact"/>
+              <w:jc w:val="left"/>
             </w:pPr>
             <w:r>
               <w:t xml:space="preserve">Renegación y escisión del yo</w:t>
@@ -8788,6 +8865,7 @@
           <w:p>
             <w:pPr>
               <w:pStyle w:val="Compact"/>
+              <w:jc w:val="left"/>
             </w:pPr>
             <w:r>
               <w:rPr>
@@ -8802,6 +8880,7 @@
           <w:p>
             <w:pPr>
               <w:pStyle w:val="Compact"/>
+              <w:jc w:val="left"/>
             </w:pPr>
             <w:r>
               <w:t xml:space="preserve">Pulsión parcial, disposición perversa polimorfa</w:t>
@@ -8815,6 +8894,7 @@
           <w:p>
             <w:pPr>
               <w:pStyle w:val="Compact"/>
+              <w:jc w:val="left"/>
             </w:pPr>
             <w:r>
               <w:rPr>
@@ -8829,6 +8909,7 @@
           <w:p>
             <w:pPr>
               <w:pStyle w:val="Compact"/>
+              <w:jc w:val="left"/>
             </w:pPr>
             <w:r>
               <w:t xml:space="preserve">Los tres tiempos del Edipo, falo, metáfora paterna</w:t>
@@ -8842,6 +8923,7 @@
           <w:p>
             <w:pPr>
               <w:pStyle w:val="Compact"/>
+              <w:jc w:val="left"/>
             </w:pPr>
             <w:r>
               <w:rPr>
@@ -8856,6 +8938,7 @@
           <w:p>
             <w:pPr>
               <w:pStyle w:val="Compact"/>
+              <w:jc w:val="left"/>
             </w:pPr>
             <w:r>
               <w:t xml:space="preserve">Complejo de castración</w:t>
@@ -8869,6 +8952,7 @@
           <w:p>
             <w:pPr>
               <w:pStyle w:val="Compact"/>
+              <w:jc w:val="left"/>
             </w:pPr>
             <w:r>
               <w:rPr>
@@ -8883,6 +8967,7 @@
           <w:p>
             <w:pPr>
               <w:pStyle w:val="Compact"/>
+              <w:jc w:val="left"/>
             </w:pPr>
             <w:r>
               <w:t xml:space="preserve">Desmentida vs. forclusión; las dos corrientes (T12)</w:t>
@@ -8921,6 +9006,7 @@
           <w:p>
             <w:pPr>
               <w:pStyle w:val="Compact"/>
+              <w:jc w:val="left"/>
             </w:pPr>
             <w:r>
               <w:t xml:space="preserve">Término</w:t>
@@ -8932,6 +9018,7 @@
           <w:p>
             <w:pPr>
               <w:pStyle w:val="Compact"/>
+              <w:jc w:val="left"/>
             </w:pPr>
             <w:r>
               <w:t xml:space="preserve">Definición breve</w:t>
@@ -8945,6 +9032,7 @@
           <w:p>
             <w:pPr>
               <w:pStyle w:val="Compact"/>
+              <w:jc w:val="left"/>
             </w:pPr>
             <w:r>
               <w:rPr>
@@ -8960,6 +9048,7 @@
           <w:p>
             <w:pPr>
               <w:pStyle w:val="Compact"/>
+              <w:jc w:val="left"/>
             </w:pPr>
             <w:r>
               <w:t xml:space="preserve">Mismas fuerzas pulsionales; velado vs. revelado (T01, p. 9)</w:t>
@@ -8973,6 +9062,7 @@
           <w:p>
             <w:pPr>
               <w:pStyle w:val="Compact"/>
+              <w:jc w:val="left"/>
             </w:pPr>
             <w:r>
               <w:rPr>
@@ -8988,6 +9078,7 @@
           <w:p>
             <w:pPr>
               <w:pStyle w:val="Compact"/>
+              <w:jc w:val="left"/>
             </w:pPr>
             <w:r>
               <w:t xml:space="preserve">Primera concepción freudiana: la perversión como falla de represión/síntesis genital (T01, p. 9)</w:t>
@@ -9001,6 +9092,7 @@
           <w:p>
             <w:pPr>
               <w:pStyle w:val="Compact"/>
+              <w:jc w:val="left"/>
             </w:pPr>
             <w:r>
               <w:rPr>
@@ -9016,6 +9108,7 @@
           <w:p>
             <w:pPr>
               <w:pStyle w:val="Compact"/>
+              <w:jc w:val="left"/>
             </w:pPr>
             <w:r>
               <w:t xml:space="preserve">Criterio freudiano: sin el elemento no hay satisfacción (T01, p. 9)</w:t>
@@ -9029,6 +9122,7 @@
           <w:p>
             <w:pPr>
               <w:pStyle w:val="Compact"/>
+              <w:jc w:val="left"/>
             </w:pPr>
             <w:r>
               <w:rPr>
@@ -9044,6 +9138,7 @@
           <w:p>
             <w:pPr>
               <w:pStyle w:val="Compact"/>
+              <w:jc w:val="left"/>
             </w:pPr>
             <w:r>
               <w:t xml:space="preserve">Ideal que facilita la satisfacción (T01, p. 9)</w:t>
@@ -9057,6 +9152,7 @@
           <w:p>
             <w:pPr>
               <w:pStyle w:val="Compact"/>
+              <w:jc w:val="left"/>
             </w:pPr>
             <w:r>
               <w:rPr>
@@ -9072,6 +9168,7 @@
           <w:p>
             <w:pPr>
               <w:pStyle w:val="Compact"/>
+              <w:jc w:val="left"/>
             </w:pPr>
             <w:r>
               <w:t xml:space="preserve">Primario, estructural / deserotizado (obsesión) / de los perversos masoquistas (T01, p. 10)</w:t>
@@ -9085,6 +9182,7 @@
           <w:p>
             <w:pPr>
               <w:pStyle w:val="Compact"/>
+              <w:jc w:val="left"/>
             </w:pPr>
             <w:r>
               <w:rPr>
@@ -9100,6 +9198,7 @@
           <w:p>
             <w:pPr>
               <w:pStyle w:val="Compact"/>
+              <w:jc w:val="left"/>
             </w:pPr>
             <w:r>
               <w:t xml:space="preserve">Sustituto del falo materno que preserva del</w:t>
@@ -9129,6 +9228,7 @@
           <w:p>
             <w:pPr>
               <w:pStyle w:val="Compact"/>
+              <w:jc w:val="left"/>
             </w:pPr>
             <w:r>
               <w:rPr>
@@ -9144,6 +9244,7 @@
           <w:p>
             <w:pPr>
               <w:pStyle w:val="Compact"/>
+              <w:jc w:val="left"/>
             </w:pPr>
             <w:r>
               <w:t xml:space="preserve">Renegación/desmentida: reconocer y pretender que no concierne (T01, p. 11)</w:t>
@@ -9157,6 +9258,7 @@
           <w:p>
             <w:pPr>
               <w:pStyle w:val="Compact"/>
+              <w:jc w:val="left"/>
             </w:pPr>
             <w:r>
               <w:rPr>
@@ -9172,6 +9274,7 @@
           <w:p>
             <w:pPr>
               <w:pStyle w:val="Compact"/>
+              <w:jc w:val="left"/>
             </w:pPr>
             <w:r>
               <w:t xml:space="preserve">Dos zonas del yo: saber sobre la castración y rechazo de sus consecuencias (T01, p. 11)</w:t>
@@ -9185,6 +9288,7 @@
           <w:p>
             <w:pPr>
               <w:pStyle w:val="Compact"/>
+              <w:jc w:val="left"/>
             </w:pPr>
             <w:r>
               <w:rPr>
@@ -9200,6 +9304,7 @@
           <w:p>
             <w:pPr>
               <w:pStyle w:val="Compact"/>
+              <w:jc w:val="left"/>
             </w:pPr>
             <w:r>
               <w:t xml:space="preserve">Articulador del primer momento lacaniano (T01, p. 12)</w:t>
@@ -9213,6 +9318,7 @@
           <w:p>
             <w:pPr>
               <w:pStyle w:val="Compact"/>
+              <w:jc w:val="left"/>
             </w:pPr>
             <w:r>
               <w:rPr>
@@ -9228,6 +9334,7 @@
           <w:p>
             <w:pPr>
               <w:pStyle w:val="Compact"/>
+              <w:jc w:val="left"/>
             </w:pPr>
             <w:r>
               <w:t xml:space="preserve">Primer momento: parte de los tiempos del Edipo (T01, p. 12)</w:t>
@@ -9241,6 +9348,7 @@
           <w:p>
             <w:pPr>
               <w:pStyle w:val="Compact"/>
+              <w:jc w:val="left"/>
             </w:pPr>
             <w:r>
               <w:rPr>
@@ -9256,6 +9364,7 @@
           <w:p>
             <w:pPr>
               <w:pStyle w:val="Compact"/>
+              <w:jc w:val="left"/>
             </w:pPr>
             <w:r>
               <w:t xml:space="preserve">Imperativo sadiano (T01, p. 13)</w:t>
@@ -9269,6 +9378,7 @@
           <w:p>
             <w:pPr>
               <w:pStyle w:val="Compact"/>
+              <w:jc w:val="left"/>
             </w:pPr>
             <w:r>
               <w:rPr>
@@ -9284,6 +9394,7 @@
           <w:p>
             <w:pPr>
               <w:pStyle w:val="Compact"/>
+              <w:jc w:val="left"/>
             </w:pPr>
             <w:r>
               <w:t xml:space="preserve">Posición del perverso lacaniano (T01, p. 14)</w:t>
@@ -9297,6 +9408,7 @@
           <w:p>
             <w:pPr>
               <w:pStyle w:val="Compact"/>
+              <w:jc w:val="left"/>
             </w:pPr>
             <w:r>
               <w:rPr>
@@ -9312,6 +9424,7 @@
           <w:p>
             <w:pPr>
               <w:pStyle w:val="Compact"/>
+              <w:jc w:val="left"/>
             </w:pPr>
             <w:r>
               <w:t xml:space="preserve">Inversión del fantasma neurótico (T01, p. 15)</w:t>
@@ -9325,6 +9438,7 @@
           <w:p>
             <w:pPr>
               <w:pStyle w:val="Compact"/>
+              <w:jc w:val="left"/>
             </w:pPr>
             <w:r>
               <w:rPr>
@@ -9340,6 +9454,7 @@
           <w:p>
             <w:pPr>
               <w:pStyle w:val="Compact"/>
+              <w:jc w:val="left"/>
             </w:pPr>
             <w:r>
               <w:t xml:space="preserve">Posición demostrativa del perverso (T01, p. 12)</w:t>
@@ -9353,6 +9468,7 @@
           <w:p>
             <w:pPr>
               <w:pStyle w:val="Compact"/>
+              <w:jc w:val="left"/>
             </w:pPr>
             <w:r>
               <w:rPr>
@@ -9368,6 +9484,7 @@
           <w:p>
             <w:pPr>
               <w:pStyle w:val="Compact"/>
+              <w:jc w:val="left"/>
             </w:pPr>
             <w:r>
               <w:t xml:space="preserve">Versión del padre (apuntes)</w:t>
@@ -9522,7 +9639,10 @@
     <w:bookmarkEnd w:id="37"/>
     <w:bookmarkEnd w:id="38"/>
     <w:sectPr>
-      <w:pgMar w:bottom="1134" w:left="1247" w:right="1247" w:top="1134"/>
+      <w:headerReference r:id="rIdHdr1" w:type="default"/>
+      <w:footerReference r:id="rIdFtr1" w:type="default"/>
+      <w:pgSz w:h="16838" w:w="11906"/>
+      <w:pgMar w:bottom="720" w:footer="397" w:gutter="0" w:header="397" w:left="720" w:right="1701" w:top="720"/>
     </w:sectPr>
   </w:body>
 </w:document>
@@ -9532,6 +9652,49 @@
 <w:comments xmlns:w="http://schemas.openxmlformats.org/wordprocessingml/2006/main" xmlns:m="http://schemas.openxmlformats.org/officeDocument/2006/math" xmlns:r="http://schemas.openxmlformats.org/officeDocument/2006/relationships" xmlns:o="urn:schemas-microsoft-com:office:office" xmlns:v="urn:schemas-microsoft-com:vml" xmlns:w10="urn:schemas-microsoft-com:office:word" xmlns:a="http://schemas.openxmlformats.org/drawingml/2006/main" xmlns:pic="http://schemas.openxmlformats.org/drawingml/2006/picture" xmlns:wp="http://schemas.openxmlformats.org/drawingml/2006/wordprocessingDrawing"/>
 </file>
 
+<file path=word/footer1.xml><?xml version="1.0" encoding="utf-8"?>
+<w:ftr xmlns:w="http://schemas.openxmlformats.org/wordprocessingml/2006/main" xmlns:r="http://schemas.openxmlformats.org/officeDocument/2006/relationships">
+  <w:p>
+    <w:pPr>
+      <w:pStyle w:val="PieGuia"/>
+    </w:pPr>
+    <w:r>
+      <w:fldChar w:fldCharType="begin"/>
+    </w:r>
+    <w:r>
+      <w:instrText xml:space="preserve"> PAGE </w:instrText>
+    </w:r>
+    <w:r>
+      <w:fldChar w:fldCharType="separate"/>
+    </w:r>
+    <w:r>
+      <w:t>1</w:t>
+    </w:r>
+    <w:r>
+      <w:fldChar w:fldCharType="end"/>
+    </w:r>
+    <w:r>
+      <w:t xml:space="preserve"> / </w:t>
+    </w:r>
+    <w:r>
+      <w:fldChar w:fldCharType="begin"/>
+    </w:r>
+    <w:r>
+      <w:instrText xml:space="preserve"> NUMPAGES </w:instrText>
+    </w:r>
+    <w:r>
+      <w:fldChar w:fldCharType="separate"/>
+    </w:r>
+    <w:r>
+      <w:t>1</w:t>
+    </w:r>
+    <w:r>
+      <w:fldChar w:fldCharType="end"/>
+    </w:r>
+  </w:p>
+</w:ftr>
+</file>
+
 <file path=word/footnotes.xml><?xml version="1.0" encoding="utf-8"?>
 <w:footnotes xmlns:w="http://schemas.openxmlformats.org/wordprocessingml/2006/main" xmlns:m="http://schemas.openxmlformats.org/officeDocument/2006/math" xmlns:r="http://schemas.openxmlformats.org/officeDocument/2006/relationships" xmlns:o="urn:schemas-microsoft-com:office:office" xmlns:v="urn:schemas-microsoft-com:vml" xmlns:w10="urn:schemas-microsoft-com:office:word" xmlns:a="http://schemas.openxmlformats.org/drawingml/2006/main" xmlns:pic="http://schemas.openxmlformats.org/drawingml/2006/picture" xmlns:wp="http://schemas.openxmlformats.org/drawingml/2006/wordprocessingDrawing">
   <w:footnote w:type="continuationSeparator" w:id="0">
@@ -9549,6 +9712,19 @@
     </w:p>
   </w:footnote>
 </w:footnotes>
+</file>
+
+<file path=word/header1.xml><?xml version="1.0" encoding="utf-8"?>
+<w:hdr xmlns:w="http://schemas.openxmlformats.org/wordprocessingml/2006/main" xmlns:r="http://schemas.openxmlformats.org/officeDocument/2006/relationships">
+  <w:p>
+    <w:pPr>
+      <w:pStyle w:val="EncabezadoGuia"/>
+    </w:pPr>
+    <w:r>
+      <w:t xml:space="preserve">C16 — La perversión en Freud y Lacan</w:t>
+    </w:r>
+  </w:p>
+</w:hdr>
 </file>
 
 <file path=word/numbering.xml><?xml version="1.0" encoding="utf-8"?>
@@ -9996,6 +10172,7 @@
     <w:qFormat/>
     <w:pPr>
       <w:spacing w:after="120" w:line="276" w:lineRule="auto"/>
+      <w:jc w:val="both"/>
     </w:pPr>
     <w:rPr>
       <w:rFonts w:ascii="Calibri" w:hAnsi="Calibri"/>
@@ -10053,7 +10230,7 @@
       <w:keepNext/>
       <w:keepLines/>
       <w:spacing w:after="80" w:before="200"/>
-      <w:jc w:val="center"/>
+      <w:jc w:val="left"/>
     </w:pPr>
     <w:rPr>
       <w:rFonts w:ascii="Calibri" w:asciiTheme="majorHAnsi" w:cstheme="majorBidi" w:eastAsiaTheme="majorEastAsia" w:hAnsi="Calibri" w:hAnsiTheme="majorHAnsi"/>
@@ -10073,7 +10250,7 @@
       <w:keepNext/>
       <w:keepLines/>
       <w:spacing w:after="240" w:before="240"/>
-      <w:jc w:val="center"/>
+      <w:jc w:val="left"/>
     </w:pPr>
     <w:rPr>
       <w:sz w:val="30"/>
@@ -10087,7 +10264,7 @@
     <w:pPr>
       <w:keepNext/>
       <w:keepLines/>
-      <w:jc w:val="center"/>
+      <w:jc w:val="left"/>
     </w:pPr>
   </w:style>
   <w:style w:styleId="Date" w:type="paragraph">
@@ -10097,7 +10274,7 @@
     <w:pPr>
       <w:keepNext/>
       <w:keepLines/>
-      <w:jc w:val="center"/>
+      <w:jc w:val="left"/>
     </w:pPr>
   </w:style>
   <w:style w:customStyle="1" w:styleId="AbstractTitle" w:type="paragraph">
@@ -10108,8 +10285,8 @@
     <w:pPr>
       <w:keepNext/>
       <w:keepLines/>
-      <w:jc w:val="center"/>
       <w:spacing w:after="0" w:before="300"/>
+      <w:jc w:val="left"/>
     </w:pPr>
     <w:rPr>
       <w:sz w:val="20"/>
@@ -10152,6 +10329,7 @@
       <w:keepNext/>
       <w:keepLines/>
       <w:spacing w:after="80" w:before="280"/>
+      <w:jc w:val="left"/>
       <w:outlineLvl w:val="0"/>
     </w:pPr>
     <w:rPr>
@@ -10174,6 +10352,7 @@
       <w:keepNext/>
       <w:keepLines/>
       <w:spacing w:after="80" w:before="280"/>
+      <w:jc w:val="left"/>
       <w:outlineLvl w:val="1"/>
     </w:pPr>
     <w:rPr>
@@ -10196,6 +10375,7 @@
       <w:keepNext/>
       <w:keepLines/>
       <w:spacing w:after="80" w:before="200"/>
+      <w:jc w:val="left"/>
       <w:outlineLvl w:val="2"/>
     </w:pPr>
     <w:rPr>
@@ -10218,6 +10398,7 @@
       <w:keepNext/>
       <w:keepLines/>
       <w:spacing w:after="80" w:before="200"/>
+      <w:jc w:val="left"/>
       <w:outlineLvl w:val="3"/>
     </w:pPr>
     <w:rPr>
@@ -10241,6 +10422,7 @@
       <w:keepNext/>
       <w:keepLines/>
       <w:spacing w:after="0" w:before="200"/>
+      <w:jc w:val="left"/>
       <w:outlineLvl w:val="4"/>
     </w:pPr>
     <w:rPr>
@@ -10262,6 +10444,7 @@
       <w:keepNext/>
       <w:keepLines/>
       <w:spacing w:after="0" w:before="200"/>
+      <w:jc w:val="left"/>
       <w:outlineLvl w:val="5"/>
     </w:pPr>
     <w:rPr>
@@ -10282,6 +10465,7 @@
       <w:keepNext/>
       <w:keepLines/>
       <w:spacing w:after="0" w:before="200"/>
+      <w:jc w:val="left"/>
       <w:outlineLvl w:val="6"/>
     </w:pPr>
     <w:rPr>
@@ -10302,6 +10486,7 @@
       <w:keepNext/>
       <w:keepLines/>
       <w:spacing w:after="0" w:before="200"/>
+      <w:jc w:val="left"/>
       <w:outlineLvl w:val="7"/>
     </w:pPr>
     <w:rPr>
@@ -10322,6 +10507,7 @@
       <w:keepNext/>
       <w:keepLines/>
       <w:spacing w:after="0" w:before="200"/>
+      <w:jc w:val="left"/>
       <w:outlineLvl w:val="8"/>
     </w:pPr>
     <w:rPr>
@@ -10339,6 +10525,9 @@
     <w:unhideWhenUsed/>
     <w:qFormat/>
     <w:pPr>
+      <w:pBdr>
+        <w:left w:color="C9D1D9" w:space="8" w:sz="12" w:val="single"/>
+      </w:pBdr>
       <w:spacing w:after="100" w:before="100"/>
       <w:ind w:firstLine="0" w:left="454" w:right="480"/>
     </w:pPr>
@@ -10415,6 +10604,7 @@
     <w:link w:val="BodyTextChar"/>
     <w:pPr>
       <w:spacing w:after="120" w:before="0"/>
+      <w:jc w:val="left"/>
     </w:pPr>
     <w:rPr>
       <w:i/>
@@ -10427,6 +10617,7 @@
     <w:basedOn w:val="Caption"/>
     <w:pPr>
       <w:keepNext/>
+      <w:jc w:val="left"/>
     </w:pPr>
     <w:rPr>
       <w:color w:val="5D6B78"/>
@@ -10436,6 +10627,9 @@
   <w:style w:customStyle="1" w:styleId="ImageCaption" w:type="paragraph">
     <w:name w:val="Image Caption"/>
     <w:basedOn w:val="Caption"/>
+    <w:pPr>
+      <w:jc w:val="left"/>
+    </w:pPr>
     <w:rPr>
       <w:color w:val="5D6B78"/>
       <w:sz w:val="18"/>
@@ -10444,12 +10638,16 @@
   <w:style w:customStyle="1" w:styleId="Figure" w:type="paragraph">
     <w:name w:val="Figure"/>
     <w:basedOn w:val="Normal"/>
+    <w:pPr>
+      <w:jc w:val="center"/>
+    </w:pPr>
   </w:style>
   <w:style w:customStyle="1" w:styleId="CaptionedFigure" w:type="paragraph">
     <w:name w:val="Captioned Figure"/>
     <w:basedOn w:val="Figure"/>
     <w:pPr>
       <w:keepNext/>
+      <w:jc w:val="center"/>
     </w:pPr>
   </w:style>
   <w:style w:customStyle="1" w:styleId="BodyTextChar" w:type="character">
@@ -10492,6 +10690,7 @@
     <w:qFormat/>
     <w:pPr>
       <w:spacing w:before="240" w:line="259" w:lineRule="auto"/>
+      <w:jc w:val="left"/>
       <w:outlineLvl w:val="9"/>
     </w:pPr>
     <w:rPr>
@@ -10499,6 +10698,187 @@
       <w:b w:val="0"/>
       <w:bCs w:val="0"/>
       <w:color w:themeColor="accent1" w:themeShade="BF" w:val="365F91"/>
+    </w:rPr>
+  </w:style>
+  <w:style w:customStyle="1" w:styleId="RecuadroIdea" w:type="paragraph">
+    <w:name w:val="Recuadro Idea"/>
+    <w:basedOn w:val="BodyText"/>
+    <w:uiPriority w:val="10"/>
+    <w:qFormat/>
+    <w:pPr>
+      <w:pBdr>
+        <w:top w:color="EAF2FC" w:space="4" w:sz="4" w:val="single"/>
+        <w:left w:color="2F6DB5" w:space="8" w:sz="24" w:val="single"/>
+        <w:bottom w:color="EAF2FC" w:space="4" w:sz="4" w:val="single"/>
+        <w:right w:color="EAF2FC" w:space="8" w:sz="4" w:val="single"/>
+      </w:pBdr>
+      <w:shd w:color="auto" w:fill="EAF2FC" w:val="clear"/>
+      <w:spacing w:after="40" w:before="40" w:line="264" w:lineRule="auto"/>
+      <w:ind w:left="227" w:right="227"/>
+    </w:pPr>
+    <w:rPr>
+      <w:color w:val="14202B"/>
+      <w:sz w:val="21"/>
+      <w:szCs w:val="21"/>
+    </w:rPr>
+  </w:style>
+  <w:style w:customStyle="1" w:styleId="RecuadroClave" w:type="paragraph">
+    <w:name w:val="Recuadro Clave"/>
+    <w:basedOn w:val="BodyText"/>
+    <w:uiPriority w:val="10"/>
+    <w:qFormat/>
+    <w:pPr>
+      <w:pBdr>
+        <w:top w:color="FFF6DC" w:space="4" w:sz="4" w:val="single"/>
+        <w:left w:color="D9A21B" w:space="8" w:sz="24" w:val="single"/>
+        <w:bottom w:color="FFF6DC" w:space="4" w:sz="4" w:val="single"/>
+        <w:right w:color="FFF6DC" w:space="8" w:sz="4" w:val="single"/>
+      </w:pBdr>
+      <w:shd w:color="auto" w:fill="FFF6DC" w:val="clear"/>
+      <w:spacing w:after="40" w:before="40" w:line="264" w:lineRule="auto"/>
+      <w:ind w:left="227" w:right="227"/>
+    </w:pPr>
+    <w:rPr>
+      <w:color w:val="14202B"/>
+      <w:sz w:val="21"/>
+      <w:szCs w:val="21"/>
+    </w:rPr>
+  </w:style>
+  <w:style w:customStyle="1" w:styleId="RecuadroParcial" w:type="paragraph">
+    <w:name w:val="Recuadro Parcial"/>
+    <w:basedOn w:val="BodyText"/>
+    <w:uiPriority w:val="10"/>
+    <w:qFormat/>
+    <w:pPr>
+      <w:pBdr>
+        <w:top w:color="E8F5EC" w:space="4" w:sz="4" w:val="single"/>
+        <w:left w:color="2E8B57" w:space="8" w:sz="24" w:val="single"/>
+        <w:bottom w:color="E8F5EC" w:space="4" w:sz="4" w:val="single"/>
+        <w:right w:color="E8F5EC" w:space="8" w:sz="4" w:val="single"/>
+      </w:pBdr>
+      <w:shd w:color="auto" w:fill="E8F5EC" w:val="clear"/>
+      <w:spacing w:after="40" w:before="40" w:line="264" w:lineRule="auto"/>
+      <w:ind w:left="227" w:right="227"/>
+    </w:pPr>
+    <w:rPr>
+      <w:color w:val="14202B"/>
+      <w:sz w:val="21"/>
+      <w:szCs w:val="21"/>
+    </w:rPr>
+  </w:style>
+  <w:style w:customStyle="1" w:styleId="RecuadroEsqueleto" w:type="paragraph">
+    <w:name w:val="Recuadro Esqueleto"/>
+    <w:basedOn w:val="BodyText"/>
+    <w:uiPriority w:val="10"/>
+    <w:qFormat/>
+    <w:pPr>
+      <w:pBdr>
+        <w:top w:color="E3F2F1" w:space="4" w:sz="4" w:val="single"/>
+        <w:left w:color="0F6B66" w:space="8" w:sz="24" w:val="single"/>
+        <w:bottom w:color="E3F2F1" w:space="4" w:sz="4" w:val="single"/>
+        <w:right w:color="E3F2F1" w:space="8" w:sz="4" w:val="single"/>
+      </w:pBdr>
+      <w:shd w:color="auto" w:fill="E3F2F1" w:val="clear"/>
+      <w:spacing w:after="40" w:before="40" w:line="264" w:lineRule="auto"/>
+      <w:ind w:left="227" w:right="227"/>
+    </w:pPr>
+    <w:rPr>
+      <w:color w:val="14202B"/>
+      <w:sz w:val="21"/>
+      <w:szCs w:val="21"/>
+    </w:rPr>
+  </w:style>
+  <w:style w:customStyle="1" w:styleId="RecuadroAtencion" w:type="paragraph">
+    <w:name w:val="Recuadro Atencion"/>
+    <w:basedOn w:val="BodyText"/>
+    <w:uiPriority w:val="10"/>
+    <w:qFormat/>
+    <w:pPr>
+      <w:pBdr>
+        <w:top w:color="FDECEA" w:space="4" w:sz="4" w:val="single"/>
+        <w:left w:color="C0392B" w:space="8" w:sz="24" w:val="single"/>
+        <w:bottom w:color="FDECEA" w:space="4" w:sz="4" w:val="single"/>
+        <w:right w:color="FDECEA" w:space="8" w:sz="4" w:val="single"/>
+      </w:pBdr>
+      <w:shd w:color="auto" w:fill="FDECEA" w:val="clear"/>
+      <w:spacing w:after="40" w:before="40" w:line="264" w:lineRule="auto"/>
+      <w:ind w:left="227" w:right="227"/>
+    </w:pPr>
+    <w:rPr>
+      <w:color w:val="14202B"/>
+      <w:sz w:val="21"/>
+      <w:szCs w:val="21"/>
+    </w:rPr>
+  </w:style>
+  <w:style w:customStyle="1" w:styleId="RecuadroComplemento" w:type="paragraph">
+    <w:name w:val="Recuadro Complemento"/>
+    <w:basedOn w:val="BodyText"/>
+    <w:uiPriority w:val="10"/>
+    <w:qFormat/>
+    <w:pPr>
+      <w:pBdr>
+        <w:top w:color="F2F4F6" w:space="4" w:sz="4" w:val="single"/>
+        <w:left w:color="8A96A3" w:space="8" w:sz="24" w:val="single"/>
+        <w:bottom w:color="F2F4F6" w:space="4" w:sz="4" w:val="single"/>
+        <w:right w:color="F2F4F6" w:space="8" w:sz="4" w:val="single"/>
+      </w:pBdr>
+      <w:shd w:color="auto" w:fill="F2F4F6" w:val="clear"/>
+      <w:spacing w:after="40" w:before="40" w:line="264" w:lineRule="auto"/>
+      <w:ind w:left="227" w:right="227"/>
+    </w:pPr>
+    <w:rPr>
+      <w:color w:val="3D4A57"/>
+      <w:sz w:val="21"/>
+      <w:szCs w:val="21"/>
+    </w:rPr>
+  </w:style>
+  <w:style w:customStyle="1" w:styleId="RecuadroFuente" w:type="paragraph">
+    <w:name w:val="Recuadro Fuente"/>
+    <w:basedOn w:val="BodyText"/>
+    <w:uiPriority w:val="10"/>
+    <w:qFormat/>
+    <w:pPr>
+      <w:pBdr>
+        <w:top w:color="F7F8FA" w:space="4" w:sz="4" w:val="single"/>
+        <w:left w:color="C9D1D9" w:space="8" w:sz="24" w:val="single"/>
+        <w:bottom w:color="F7F8FA" w:space="4" w:sz="4" w:val="single"/>
+        <w:right w:color="F7F8FA" w:space="8" w:sz="4" w:val="single"/>
+      </w:pBdr>
+      <w:shd w:color="auto" w:fill="F7F8FA" w:val="clear"/>
+      <w:spacing w:after="40" w:before="40" w:line="264" w:lineRule="auto"/>
+      <w:ind w:left="227" w:right="227"/>
+    </w:pPr>
+    <w:rPr>
+      <w:color w:val="3D4A57"/>
+      <w:sz w:val="19"/>
+      <w:szCs w:val="19"/>
+    </w:rPr>
+  </w:style>
+  <w:style w:customStyle="1" w:styleId="EncabezadoGuia" w:type="paragraph">
+    <w:name w:val="Encabezado guia"/>
+    <w:basedOn w:val="Normal"/>
+    <w:pPr>
+      <w:pBdr>
+        <w:bottom w:color="C9D1D9" w:space="2" w:sz="4" w:val="single"/>
+      </w:pBdr>
+      <w:jc w:val="right"/>
+      <w:spacing w:after="0"/>
+    </w:pPr>
+    <w:rPr>
+      <w:color w:val="5D6B78"/>
+      <w:sz w:val="17"/>
+    </w:rPr>
+  </w:style>
+  <w:style w:customStyle="1" w:styleId="PieGuia" w:type="paragraph">
+    <w:name w:val="Pie guia"/>
+    <w:basedOn w:val="Normal"/>
+    <w:pPr>
+      <w:jc w:val="center"/>
+      <w:spacing w:after="0"/>
+    </w:pPr>
+    <w:rPr>
+      <w:color w:val="5D6B78"/>
+      <w:sz w:val="17"/>
     </w:rPr>
   </w:style>
   <w:style w:type="paragraph" w:customStyle="1" w:styleId="SourceCode">

--- a/2do Año/Psicoanálisis/3_Guias_de_Estudio/C16_LaPerversionEnFreudYLacan_Guia.docx
+++ b/2do Año/Psicoanálisis/3_Guias_de_Estudio/C16_LaPerversionEnFreudYLacan_Guia.docx
@@ -46,13 +46,21 @@
           <w:b/>
           <w:bCs/>
         </w:rPr>
-        <w:t xml:space="preserve">Fuente:</w:t>
-      </w:r>
-      <w:r>
-        <w:t xml:space="preserve"> </w:t>
-      </w:r>
-      <w:r>
-        <w:t xml:space="preserve">Belucci,</w:t>
+        <w:t xml:space="preserve">Fuentes</w:t>
+      </w:r>
+      <w:r>
+        <w:t xml:space="preserve"> </w:t>
+      </w:r>
+      <w:r>
+        <w:t xml:space="preserve">(normas APA 7):</w:t>
+      </w:r>
+    </w:p>
+    <w:p>
+      <w:pPr>
+        <w:pStyle w:val="RecuadroFuente"/>
+      </w:pPr>
+      <w:r>
+        <w:t xml:space="preserve">• Belucci, G. (s. f.-c).</w:t>
       </w:r>
       <w:r>
         <w:t xml:space="preserve"> </w:t>
@@ -62,10 +70,21 @@
           <w:i/>
           <w:iCs/>
         </w:rPr>
-        <w:t xml:space="preserve">Introducción al diagnóstico de estructura</w:t>
-      </w:r>
-      <w:r>
-        <w:t xml:space="preserve">, apartado «El problema de la perversión» (T01, pp. 9-15) · Freud,</w:t>
+        <w:t xml:space="preserve">Sobre el concepto de defensa</w:t>
+      </w:r>
+      <w:r>
+        <w:t xml:space="preserve"> </w:t>
+      </w:r>
+      <w:r>
+        <w:t xml:space="preserve">[Ficha de cátedra]. Universidad Favaloro. [Texto T03 del programa]</w:t>
+      </w:r>
+    </w:p>
+    <w:p>
+      <w:pPr>
+        <w:pStyle w:val="RecuadroFuente"/>
+      </w:pPr>
+      <w:r>
+        <w:t xml:space="preserve">• Belucci, G. (2014a).</w:t>
       </w:r>
       <w:r>
         <w:t xml:space="preserve"> </w:t>
@@ -75,13 +94,21 @@
           <w:i/>
           <w:iCs/>
         </w:rPr>
-        <w:t xml:space="preserve">Fetichismo</w:t>
-      </w:r>
-      <w:r>
-        <w:t xml:space="preserve"> </w:t>
-      </w:r>
-      <w:r>
-        <w:t xml:space="preserve">(T12, 1927) · Belucci,</w:t>
+        <w:t xml:space="preserve">Clínica de la estructura, clínica de lo singular</w:t>
+      </w:r>
+      <w:r>
+        <w:t xml:space="preserve"> </w:t>
+      </w:r>
+      <w:r>
+        <w:t xml:space="preserve">[Seminario dictado en UCES, versión parcial]. [Texto T14 del programa]</w:t>
+      </w:r>
+    </w:p>
+    <w:p>
+      <w:pPr>
+        <w:pStyle w:val="RecuadroFuente"/>
+      </w:pPr>
+      <w:r>
+        <w:t xml:space="preserve">• Belucci, G. (2014b).</w:t>
       </w:r>
       <w:r>
         <w:t xml:space="preserve"> </w:t>
@@ -91,13 +118,21 @@
           <w:i/>
           <w:iCs/>
         </w:rPr>
-        <w:t xml:space="preserve">Clínica de la estructura, clínica de lo singular</w:t>
-      </w:r>
-      <w:r>
-        <w:t xml:space="preserve"> </w:t>
-      </w:r>
-      <w:r>
-        <w:t xml:space="preserve">(T14, 2014; ver aviso abajo) · Belucci,</w:t>
+        <w:t xml:space="preserve">Introducción al diagnóstico de estructura</w:t>
+      </w:r>
+      <w:r>
+        <w:t xml:space="preserve"> </w:t>
+      </w:r>
+      <w:r>
+        <w:t xml:space="preserve">[Ficha de cátedra]. Universidad Favaloro. [Texto T01 del programa]</w:t>
+      </w:r>
+    </w:p>
+    <w:p>
+      <w:pPr>
+        <w:pStyle w:val="RecuadroFuente"/>
+      </w:pPr>
+      <w:r>
+        <w:t xml:space="preserve">• Freud, S. (s. f.).</w:t>
       </w:r>
       <w:r>
         <w:t xml:space="preserve"> </w:t>
@@ -107,13 +142,21 @@
           <w:i/>
           <w:iCs/>
         </w:rPr>
-        <w:t xml:space="preserve">Sobre el concepto de defensa</w:t>
-      </w:r>
-      <w:r>
-        <w:t xml:space="preserve"> </w:t>
-      </w:r>
-      <w:r>
-        <w:t xml:space="preserve">(T03, pp. 7-8, renegación) · Freud,</w:t>
+        <w:t xml:space="preserve">Textos sobre histeria</w:t>
+      </w:r>
+      <w:r>
+        <w:t xml:space="preserve"> </w:t>
+      </w:r>
+      <w:r>
+        <w:t xml:space="preserve">[Selección de la cátedra de Psicoanálisis]. Universidad Favaloro. [Texto T10 del programa]</w:t>
+      </w:r>
+    </w:p>
+    <w:p>
+      <w:pPr>
+        <w:pStyle w:val="RecuadroFuente"/>
+      </w:pPr>
+      <w:r>
+        <w:t xml:space="preserve">• Freud, S. (1996). Fetichismo. En J. Strachey (Ed.),</w:t>
       </w:r>
       <w:r>
         <w:t xml:space="preserve"> </w:t>
@@ -123,17 +166,19 @@
           <w:i/>
           <w:iCs/>
         </w:rPr>
-        <w:t xml:space="preserve">Textos sobre histeria</w:t>
-      </w:r>
-      <w:r>
-        <w:t xml:space="preserve"> </w:t>
-      </w:r>
-      <w:r>
-        <w:t xml:space="preserve">(T10, p. 4: neurosis = negativo de la perversión) · tus apuntes de la clase 16 (31/8/2026) ·</w:t>
-      </w:r>
-      <w:r>
-        <w:t xml:space="preserve"> </w:t>
-      </w:r>
+        <w:t xml:space="preserve">Obras completas</w:t>
+      </w:r>
+      <w:r>
+        <w:t xml:space="preserve"> </w:t>
+      </w:r>
+      <w:r>
+        <w:t xml:space="preserve">(J. L. Etcheverry, Trad., Vol. 21). Amorrortu. (Obra original publicada en 1927) [Texto T12 del programa]</w:t>
+      </w:r>
+    </w:p>
+    <w:p>
+      <w:pPr>
+        <w:pStyle w:val="RecuadroFuente"/>
+      </w:pPr>
       <w:r>
         <w:rPr>
           <w:b/>
@@ -147,10 +192,26 @@
       <w:r>
         <w:t xml:space="preserve">Psicoanálisis, 2.º año, Favaloro.</w:t>
       </w:r>
-    </w:p>
-    <w:p>
-      <w:pPr>
-        <w:pStyle w:val="RecuadroFuente"/>
+      <w:r>
+        <w:t xml:space="preserve"> </w:t>
+      </w:r>
+      <w:r>
+        <w:rPr>
+          <w:b/>
+          <w:bCs/>
+        </w:rPr>
+        <w:t xml:space="preserve">Apuntes de clase:</w:t>
+      </w:r>
+      <w:r>
+        <w:t xml:space="preserve"> </w:t>
+      </w:r>
+      <w:r>
+        <w:t xml:space="preserve">apuntes propios de la clase 16 (31/8/2026).</w:t>
+      </w:r>
+    </w:p>
+    <w:p>
+      <w:pPr>
+        <w:pStyle w:val="RecuadroAtencion"/>
       </w:pPr>
       <w:r>
         <w:rPr>
@@ -163,27 +224,27 @@
         <w:t xml:space="preserve"> </w:t>
       </w:r>
       <w:r>
-        <w:t xml:space="preserve">tus apuntes asignan a esta clase T12 y T14.</w:t>
-      </w:r>
-      <w:r>
-        <w:t xml:space="preserve"> </w:t>
-      </w:r>
-      <w:r>
-        <w:rPr>
-          <w:b/>
-          <w:bCs/>
-        </w:rPr>
-        <w:t xml:space="preserve">T12 (Fetichismo) sí es central.</w:t>
-      </w:r>
-      <w:r>
-        <w:t xml:space="preserve"> </w:t>
-      </w:r>
-      <w:r>
-        <w:rPr>
-          <w:b/>
-          <w:bCs/>
-        </w:rPr>
-        <w:t xml:space="preserve">T14 casi no trata la perversión</w:t>
+        <w:t xml:space="preserve">tus apuntes asignan a esta clase Freud (1927/1996) y Belucci (2014a).</w:t>
+      </w:r>
+      <w:r>
+        <w:t xml:space="preserve"> </w:t>
+      </w:r>
+      <w:r>
+        <w:rPr>
+          <w:b/>
+          <w:bCs/>
+        </w:rPr>
+        <w:t xml:space="preserve">Freud (1927/1996) sí es central.</w:t>
+      </w:r>
+      <w:r>
+        <w:t xml:space="preserve"> </w:t>
+      </w:r>
+      <w:r>
+        <w:rPr>
+          <w:b/>
+          <w:bCs/>
+        </w:rPr>
+        <w:t xml:space="preserve">Belucci (2014a) casi no trata la perversión</w:t>
       </w:r>
       <w:r>
         <w:t xml:space="preserve"> </w:t>
@@ -205,69 +266,20 @@
         <w:t xml:space="preserve"> </w:t>
       </w:r>
       <w:r>
-        <w:t xml:space="preserve">(T14, pp. 4-5).</w:t>
-      </w:r>
-      <w:r>
-        <w:t xml:space="preserve"> </w:t>
-      </w:r>
-      <w:r>
-        <w:rPr>
-          <w:b/>
-          <w:bCs/>
-        </w:rPr>
-        <w:t xml:space="preserve">La exposición completa de la perversión (los tres momentos freudianos y los dos lacanianos) está en T01, pp. 9-15</w:t>
+        <w:t xml:space="preserve">(Belucci, 2014a, pp. 4-5).</w:t>
+      </w:r>
+      <w:r>
+        <w:t xml:space="preserve"> </w:t>
+      </w:r>
+      <w:r>
+        <w:rPr>
+          <w:b/>
+          <w:bCs/>
+        </w:rPr>
+        <w:t xml:space="preserve">La exposición completa de la perversión (los tres momentos freudianos y los dos lacanianos) está en Belucci (2014b, pp. 9-15)</w:t>
       </w:r>
       <w:r>
         <w:t xml:space="preserve">, que es lo que de verdad responde las tres preguntas.</w:t>
-      </w:r>
-    </w:p>
-    <w:p>
-      <w:pPr>
-        <w:pStyle w:val="RecuadroFuente"/>
-      </w:pPr>
-      <w:r>
-        <w:rPr>
-          <w:b/>
-          <w:bCs/>
-        </w:rPr>
-        <w:t xml:space="preserve">Cómo se cita:</w:t>
-      </w:r>
-      <w:r>
-        <w:t xml:space="preserve"> </w:t>
-      </w:r>
-      <w:r>
-        <w:t xml:space="preserve">«p. N» es la marca</w:t>
-      </w:r>
-      <w:r>
-        <w:t xml:space="preserve"> </w:t>
-      </w:r>
-      <w:r>
-        <w:rPr>
-          <w:rStyle w:val="VerbatimChar"/>
-        </w:rPr>
-        <w:t xml:space="preserve">## Página N</w:t>
-      </w:r>
-      <w:r>
-        <w:t xml:space="preserve"> </w:t>
-      </w:r>
-      <w:r>
-        <w:t xml:space="preserve">del texto extraído (T01, T14, T03, T10). T12 no tiene páginas: se cita por tema. Lo marcado</w:t>
-      </w:r>
-      <w:r>
-        <w:t xml:space="preserve"> </w:t>
-      </w:r>
-      <w:r>
-        <w:rPr>
-          <w:b/>
-          <w:bCs/>
-        </w:rPr>
-        <w:t xml:space="preserve">▸ Complemento</w:t>
-      </w:r>
-      <w:r>
-        <w:t xml:space="preserve"> </w:t>
-      </w:r>
-      <w:r>
-        <w:t xml:space="preserve">no está en los textos asignados.</w:t>
       </w:r>
     </w:p>
     <w:p>
@@ -848,8 +860,14 @@
     </w:p>
     <w:p>
       <w:pPr>
-        <w:pStyle w:val="BodyText"/>
-      </w:pPr>
+        <w:pStyle w:val="RecuadroParcial"/>
+      </w:pPr>
+      <w:r>
+        <w:t xml:space="preserve">🎯</w:t>
+      </w:r>
+      <w:r>
+        <w:t xml:space="preserve"> </w:t>
+      </w:r>
       <w:r>
         <w:rPr>
           <w:b/>
@@ -1502,7 +1520,222 @@
     </w:p>
     <w:p>
       <w:pPr>
-        <w:pStyle w:val="FirstParagraph"/>
+        <w:pStyle w:val="RecuadroEsqueleto"/>
+      </w:pPr>
+      <w:r>
+        <w:rPr>
+          <w:b/>
+          <w:bCs/>
+        </w:rPr>
+        <w:t xml:space="preserve">Esqueleto de la respuesta:</w:t>
+      </w:r>
+    </w:p>
+    <w:p>
+      <w:pPr>
+        <w:pStyle w:val="RecuadroEsqueleto"/>
+      </w:pPr>
+      <w:r>
+        <w:t xml:space="preserve">1. </w:t>
+      </w:r>
+      <w:r>
+        <w:rPr>
+          <w:b/>
+          <w:bCs/>
+        </w:rPr>
+        <w:t xml:space="preserve">Tesis:</w:t>
+      </w:r>
+      <w:r>
+        <w:t xml:space="preserve"> </w:t>
+      </w:r>
+      <w:r>
+        <w:t xml:space="preserve">«la neurosis es el negativo de la perversión»: la relación es de inversión (Belucci, 2014b, p. 9).</w:t>
+      </w:r>
+    </w:p>
+    <w:p>
+      <w:pPr>
+        <w:pStyle w:val="RecuadroEsqueleto"/>
+      </w:pPr>
+      <w:r>
+        <w:t xml:space="preserve">2. </w:t>
+      </w:r>
+      <w:r>
+        <w:rPr>
+          <w:b/>
+          <w:bCs/>
+        </w:rPr>
+        <w:t xml:space="preserve">Metáfora fotográfica:</w:t>
+      </w:r>
+      <w:r>
+        <w:t xml:space="preserve"> </w:t>
+      </w:r>
+      <w:r>
+        <w:t xml:space="preserve">lo que en la neurosis está velado, en la perversión se revela (Freud, s. f., p. 4).</w:t>
+      </w:r>
+    </w:p>
+    <w:p>
+      <w:pPr>
+        <w:pStyle w:val="RecuadroEsqueleto"/>
+      </w:pPr>
+      <w:r>
+        <w:t xml:space="preserve">3. </w:t>
+      </w:r>
+      <w:r>
+        <w:rPr>
+          <w:b/>
+          <w:bCs/>
+        </w:rPr>
+        <w:t xml:space="preserve">Sentido matemático:</w:t>
+      </w:r>
+      <w:r>
+        <w:t xml:space="preserve"> </w:t>
+      </w:r>
+      <w:r>
+        <w:t xml:space="preserve">lo que en la neurosis es un menos, en la perversión es un más.</w:t>
+      </w:r>
+    </w:p>
+    <w:p>
+      <w:pPr>
+        <w:pStyle w:val="RecuadroEsqueleto"/>
+      </w:pPr>
+      <w:r>
+        <w:t xml:space="preserve">4. </w:t>
+      </w:r>
+      <w:r>
+        <w:rPr>
+          <w:b/>
+          <w:bCs/>
+        </w:rPr>
+        <w:t xml:space="preserve">Inversión 1, idealización:</w:t>
+      </w:r>
+      <w:r>
+        <w:t xml:space="preserve"> </w:t>
+      </w:r>
+      <w:r>
+        <w:t xml:space="preserve">facilita la satisfacción en vez de restringirla.</w:t>
+      </w:r>
+    </w:p>
+    <w:p>
+      <w:pPr>
+        <w:pStyle w:val="RecuadroEsqueleto"/>
+      </w:pPr>
+      <w:r>
+        <w:t xml:space="preserve">5. </w:t>
+      </w:r>
+      <w:r>
+        <w:rPr>
+          <w:b/>
+          <w:bCs/>
+        </w:rPr>
+        <w:t xml:space="preserve">Inversión 2, fantasma:</w:t>
+      </w:r>
+      <w:r>
+        <w:t xml:space="preserve"> </w:t>
+      </w:r>
+      <w:r>
+        <w:t xml:space="preserve">(</w:t>
+      </w:r>
+      <m:oMath>
+        <m:r>
+          <m:rPr>
+            <m:sty m:val="p"/>
+          </m:rPr>
+          <m:t>◊</m:t>
+        </m:r>
+        <m:r>
+          <m:t>a</m:t>
+        </m:r>
+        <m:r>
+          <m:rPr>
+            <m:sty m:val="p"/>
+          </m:rPr>
+          <m:t>)</m:t>
+        </m:r>
+        <m:r>
+          <m:t>e</m:t>
+        </m:r>
+        <m:r>
+          <m:t>n</m:t>
+        </m:r>
+        <m:r>
+          <m:t>l</m:t>
+        </m:r>
+        <m:r>
+          <m:t>a</m:t>
+        </m:r>
+        <m:r>
+          <m:t>n</m:t>
+        </m:r>
+        <m:r>
+          <m:t>e</m:t>
+        </m:r>
+        <m:r>
+          <m:t>u</m:t>
+        </m:r>
+        <m:r>
+          <m:t>r</m:t>
+        </m:r>
+        <m:r>
+          <m:t>o</m:t>
+        </m:r>
+        <m:r>
+          <m:t>s</m:t>
+        </m:r>
+        <m:r>
+          <m:t>i</m:t>
+        </m:r>
+        <m:r>
+          <m:t>s</m:t>
+        </m:r>
+        <m:r>
+          <m:rPr>
+            <m:sty m:val="p"/>
+          </m:rPr>
+          <m:t>,</m:t>
+        </m:r>
+        <m:r>
+          <m:rPr>
+            <m:sty m:val="p"/>
+          </m:rPr>
+          <m:t>(</m:t>
+        </m:r>
+        <m:r>
+          <m:t>a</m:t>
+        </m:r>
+        <m:r>
+          <m:rPr>
+            <m:sty m:val="p"/>
+          </m:rPr>
+          <m:t>◊</m:t>
+        </m:r>
+      </m:oMath>
+      <w:r>
+        <w:t xml:space="preserve">) en la perversión (Belucci, 2014b, pp. 14-15).</w:t>
+      </w:r>
+    </w:p>
+    <w:p>
+      <w:pPr>
+        <w:pStyle w:val="RecuadroEsqueleto"/>
+      </w:pPr>
+      <w:r>
+        <w:t xml:space="preserve">6. </w:t>
+      </w:r>
+      <w:r>
+        <w:rPr>
+          <w:b/>
+          <w:bCs/>
+        </w:rPr>
+        <w:t xml:space="preserve">Cierre:</w:t>
+      </w:r>
+      <w:r>
+        <w:t xml:space="preserve"> </w:t>
+      </w:r>
+      <w:r>
+        <w:t xml:space="preserve">operaciones inversas: el neurótico no quiere saber (represión); el perverso sabe y reniega (Belucci, 2014b, p. 11).</w:t>
+      </w:r>
+    </w:p>
+    <w:p>
+      <w:pPr>
+        <w:pStyle w:val="BodyText"/>
       </w:pPr>
       <w:r>
         <w:t xml:space="preserve">La relación parte de la formulación freudiana de los</w:t>
@@ -1528,7 +1761,7 @@
         <w:t xml:space="preserve">la neurosis es el negativo de la perversión</w:t>
       </w:r>
       <w:r>
-        <w:t xml:space="preserve">» (T01, p. 9). Es una</w:t>
+        <w:t xml:space="preserve">» (Belucci, 2014b, p. 9). Es una</w:t>
       </w:r>
       <w:r>
         <w:t xml:space="preserve"> </w:t>
@@ -1583,7 +1816,7 @@
         <w:t xml:space="preserve"> </w:t>
       </w:r>
       <w:r>
-        <w:t xml:space="preserve">que las perversiones («todos los psiconeuróticos son personas con inclinaciones perversas muy marcadas, pero reprimidas y devenidas inconscientes», T10, p. 4). Belucci propone leerla también en sentido matemático: «</w:t>
+        <w:t xml:space="preserve">que las perversiones («todos los psiconeuróticos son personas con inclinaciones perversas muy marcadas, pero reprimidas y devenidas inconscientes», Freud, s. f., p. 4). Belucci propone leerla también en sentido matemático: «</w:t>
       </w:r>
       <w:r>
         <w:rPr>
@@ -1593,7 +1826,7 @@
         <w:t xml:space="preserve">lo que del lado de la neurosis es un menos, del lado de la perversión es un más</w:t>
       </w:r>
       <w:r>
-        <w:t xml:space="preserve">» (T01, p. 9). La relación es entonces de</w:t>
+        <w:t xml:space="preserve">» (Belucci, 2014b, p. 9). La relación es entonces de</w:t>
       </w:r>
       <w:r>
         <w:t xml:space="preserve"> </w:t>
@@ -1667,7 +1900,7 @@
         <w:t xml:space="preserve"> </w:t>
       </w:r>
       <w:r>
-        <w:t xml:space="preserve">(en lugar de limitar, facilita) (T01, p. 9).</w:t>
+        <w:t xml:space="preserve">(en lugar de limitar, facilita) (Belucci, 2014b, p. 9).</w:t>
       </w:r>
       <w:r>
         <w:t xml:space="preserve"> </w:t>
@@ -2094,7 +2327,7 @@
         <w:t xml:space="preserve"> </w:t>
       </w:r>
       <w:r>
-        <w:t xml:space="preserve">como signo de esa división (T01, pp. 14-15). Además,</w:t>
+        <w:t xml:space="preserve">como signo de esa división (Belucci, 2014b, pp. 14-15). Además,</w:t>
       </w:r>
       <w:r>
         <w:t xml:space="preserve"> </w:t>
@@ -2139,7 +2372,60 @@
         <w:t xml:space="preserve"> </w:t>
       </w:r>
       <w:r>
-        <w:t xml:space="preserve">(renegación) (T01, p. 11).</w:t>
+        <w:t xml:space="preserve">(renegación) (Belucci, 2014b, p. 11).</w:t>
+      </w:r>
+    </w:p>
+    <w:p>
+      <w:pPr>
+        <w:pStyle w:val="RecuadroAtencion"/>
+      </w:pPr>
+      <w:r>
+        <w:t xml:space="preserve">⚠</w:t>
+      </w:r>
+      <w:r>
+        <w:t xml:space="preserve"> </w:t>
+      </w:r>
+      <w:r>
+        <w:rPr>
+          <w:b/>
+          <w:bCs/>
+        </w:rPr>
+        <w:t xml:space="preserve">No confundir:</w:t>
+      </w:r>
+      <w:r>
+        <w:t xml:space="preserve"> </w:t>
+      </w:r>
+      <w:r>
+        <w:t xml:space="preserve">en la perversión</w:t>
+      </w:r>
+      <w:r>
+        <w:t xml:space="preserve"> </w:t>
+      </w:r>
+      <w:r>
+        <w:rPr>
+          <w:b/>
+          <w:bCs/>
+        </w:rPr>
+        <w:t xml:space="preserve">hay</w:t>
+      </w:r>
+      <w:r>
+        <w:t xml:space="preserve"> </w:t>
+      </w:r>
+      <w:r>
+        <w:t xml:space="preserve">ideal y ley: no faltan, están</w:t>
+      </w:r>
+      <w:r>
+        <w:t xml:space="preserve"> </w:t>
+      </w:r>
+      <w:r>
+        <w:rPr>
+          <w:b/>
+          <w:bCs/>
+        </w:rPr>
+        <w:t xml:space="preserve">invertidos</w:t>
+      </w:r>
+      <w:r>
+        <w:t xml:space="preserve">.</w:t>
       </w:r>
     </w:p>
     <w:bookmarkEnd w:id="12"/>
@@ -2152,13 +2438,13 @@
         <w:t xml:space="preserve">1.2 Desarrollo ampliado</w:t>
       </w:r>
     </w:p>
-    <w:bookmarkStart w:id="13" w:name="Xd0f41ffbec6887c74632bc46a3957a2d64a567a"/>
+    <w:bookmarkStart w:id="13" w:name="Xa4399801945bcd70280cba6820b06a1fb39e314"/>
     <w:p>
       <w:pPr>
         <w:pStyle w:val="Heading4"/>
       </w:pPr>
       <w:r>
-        <w:t xml:space="preserve">a) El giro de Freud sobre las aberraciones (apuntes; T01, p. 9)</w:t>
+        <w:t xml:space="preserve">a) El giro de Freud sobre las aberraciones (apuntes; Belucci, 2014b, p. 9)</w:t>
       </w:r>
     </w:p>
     <w:p>
@@ -2273,7 +2559,7 @@
           <w:b/>
           <w:bCs/>
         </w:rPr>
-        <w:t xml:space="preserve">Neurosis y perversión como respuestas «religiosas» a lo real (T14, pp. 4-5):</w:t>
+        <w:t xml:space="preserve">Neurosis y perversión como respuestas «religiosas» a lo real (Belucci, 2014a, pp. 4-5):</w:t>
       </w:r>
       <w:r>
         <w:t xml:space="preserve"> </w:t>
@@ -2341,13 +2627,13 @@
       </w:r>
     </w:p>
     <w:bookmarkEnd w:id="13"/>
-    <w:bookmarkStart w:id="14" w:name="Xf5b94e8a45a711a97063eec9ec2e712105045ff"/>
+    <w:bookmarkStart w:id="14" w:name="Xa10f4be4480b17e7bba50ae12b26b0af6bb0f11"/>
     <w:p>
       <w:pPr>
         <w:pStyle w:val="Heading4"/>
       </w:pPr>
       <w:r>
-        <w:t xml:space="preserve">b) La inversión del ideal y de la satisfacción (T01, p. 9)</w:t>
+        <w:t xml:space="preserve">b) La inversión del ideal y de la satisfacción (Belucci, 2014b, p. 9)</w:t>
       </w:r>
     </w:p>
     <w:p>
@@ -2427,7 +2713,7 @@
           <w:b/>
           <w:bCs/>
         </w:rPr>
-        <w:t xml:space="preserve">Criterios de definición de la perversión en Freud (T01, p. 9):</w:t>
+        <w:t xml:space="preserve">Criterios de definición de la perversión en Freud (Belucci, 2014b, p. 9):</w:t>
       </w:r>
       <w:r>
         <w:t xml:space="preserve"> </w:t>
@@ -2488,13 +2774,13 @@
       </w:r>
     </w:p>
     <w:bookmarkEnd w:id="14"/>
-    <w:bookmarkStart w:id="15" w:name="Xb555dacc44f9bf030df1c4135dbfa51db9a42e8"/>
+    <w:bookmarkStart w:id="15" w:name="Xfc1ba37f2d46a62e2d4cbf65dd9b2b8f0317a0d"/>
     <w:p>
       <w:pPr>
         <w:pStyle w:val="Heading4"/>
       </w:pPr>
       <w:r>
-        <w:t xml:space="preserve">c) El fantasma invertido y el partenaire (T01, pp. 14-15; apuntes)</w:t>
+        <w:t xml:space="preserve">c) El fantasma invertido y el partenaire (Belucci, 2014b, pp. 14-15; apuntes)</w:t>
       </w:r>
     </w:p>
     <w:p>
@@ -2730,7 +3016,7 @@
         <w:t xml:space="preserve"> </w:t>
       </w:r>
       <w:r>
-        <w:t xml:space="preserve">«no es del todo correcto que el perverso actúe su fantasma mientras el neurótico se limita al fantaseo»; muchos perversos lo juegan en la ficción y no pocos neuróticos lo llevan a la acción (T01, p. 14).</w:t>
+        <w:t xml:space="preserve">«no es del todo correcto que el perverso actúe su fantasma mientras el neurótico se limita al fantaseo»; muchos perversos lo juegan en la ficción y no pocos neuróticos lo llevan a la acción (Belucci, 2014b, p. 14).</w:t>
       </w:r>
     </w:p>
     <w:p>
@@ -2752,7 +3038,7 @@
         <w:t xml:space="preserve"> </w:t>
       </w:r>
       <w:r>
-        <w:t xml:space="preserve">la fantasía de paliza tiene carácter perverso aun operando en la neurosis (T01, p. 10) →</w:t>
+        <w:t xml:space="preserve">la fantasía de paliza tiene carácter perverso aun operando en la neurosis (Belucci, 2014b, p. 10) →</w:t>
       </w:r>
       <w:r>
         <w:t xml:space="preserve"> </w:t>
@@ -2901,111 +3187,50 @@
     </w:p>
     <w:p>
       <w:pPr>
-        <w:pStyle w:val="FirstParagraph"/>
-      </w:pPr>
-      <w:r>
-        <w:t xml:space="preserve">Belucci sostiene que la perversión</w:t>
-      </w:r>
-      <w:r>
-        <w:t xml:space="preserve"> </w:t>
-      </w:r>
-      <w:r>
-        <w:rPr>
-          <w:b/>
-          <w:bCs/>
-        </w:rPr>
-        <w:t xml:space="preserve">no está delimitada al comienzo en Freud</w:t>
-      </w:r>
-      <w:r>
-        <w:t xml:space="preserve">, pero que hay,</w:t>
-      </w:r>
-      <w:r>
-        <w:t xml:space="preserve"> </w:t>
-      </w:r>
-      <w:r>
-        <w:rPr>
-          <w:b/>
-          <w:bCs/>
-        </w:rPr>
-        <w:t xml:space="preserve">al final de su recorrido, una definición muy precisa de la posición perversa</w:t>
-      </w:r>
-      <w:r>
-        <w:t xml:space="preserve">, retomada por Lacan; y que cada momento está centrado en un</w:t>
-      </w:r>
-      <w:r>
-        <w:t xml:space="preserve"> </w:t>
-      </w:r>
-      <w:r>
-        <w:rPr>
-          <w:b/>
-          <w:bCs/>
-        </w:rPr>
-        <w:t xml:space="preserve">articulador distinto</w:t>
-      </w:r>
-      <w:r>
-        <w:t xml:space="preserve"> </w:t>
-      </w:r>
-      <w:r>
-        <w:t xml:space="preserve">(T01, p. 9): un primer movimiento en la</w:t>
-      </w:r>
-      <w:r>
-        <w:t xml:space="preserve"> </w:t>
-      </w:r>
-      <w:r>
-        <w:rPr>
-          <w:b/>
-          <w:bCs/>
-        </w:rPr>
-        <w:t xml:space="preserve">pulsión parcial</w:t>
-      </w:r>
-      <w:r>
-        <w:t xml:space="preserve">, un segundo en el</w:t>
-      </w:r>
-      <w:r>
-        <w:t xml:space="preserve"> </w:t>
-      </w:r>
-      <w:r>
-        <w:rPr>
-          <w:b/>
-          <w:bCs/>
-        </w:rPr>
-        <w:t xml:space="preserve">padre y el complejo de Edipo</w:t>
-      </w:r>
-      <w:r>
-        <w:t xml:space="preserve">, y un último en el</w:t>
-      </w:r>
-      <w:r>
-        <w:t xml:space="preserve"> </w:t>
-      </w:r>
-      <w:r>
-        <w:rPr>
-          <w:b/>
-          <w:bCs/>
-        </w:rPr>
-        <w:t xml:space="preserve">complejo de castración</w:t>
-      </w:r>
-      <w:r>
-        <w:t xml:space="preserve"> </w:t>
-      </w:r>
-      <w:r>
-        <w:t xml:space="preserve">y en la delimitación de una operatoria específica.</w:t>
-      </w:r>
-      <w:r>
-        <w:t xml:space="preserve"> </w:t>
-      </w:r>
-      <w:r>
-        <w:rPr>
-          <w:b/>
-          <w:bCs/>
-        </w:rPr>
-        <w:t xml:space="preserve">Primer momento:</w:t>
-      </w:r>
-      <w:r>
-        <w:rPr>
-          <w:b/>
-          <w:bCs/>
-        </w:rPr>
-        <w:t xml:space="preserve"> </w:t>
+        <w:pStyle w:val="RecuadroEsqueleto"/>
+      </w:pPr>
+      <w:r>
+        <w:rPr>
+          <w:b/>
+          <w:bCs/>
+        </w:rPr>
+        <w:t xml:space="preserve">Esqueleto de la respuesta:</w:t>
+      </w:r>
+    </w:p>
+    <w:p>
+      <w:pPr>
+        <w:pStyle w:val="RecuadroEsqueleto"/>
+      </w:pPr>
+      <w:r>
+        <w:t xml:space="preserve">1. </w:t>
+      </w:r>
+      <w:r>
+        <w:rPr>
+          <w:b/>
+          <w:bCs/>
+        </w:rPr>
+        <w:t xml:space="preserve">Tesis:</w:t>
+      </w:r>
+      <w:r>
+        <w:t xml:space="preserve"> </w:t>
+      </w:r>
+      <w:r>
+        <w:t xml:space="preserve">Freud piensa la perversión en tres momentos, cada uno con un articulador distinto (Belucci, 2014b, p. 9).</w:t>
+      </w:r>
+    </w:p>
+    <w:p>
+      <w:pPr>
+        <w:pStyle w:val="RecuadroEsqueleto"/>
+      </w:pPr>
+      <w:r>
+        <w:t xml:space="preserve">2. </w:t>
+      </w:r>
+      <w:r>
+        <w:rPr>
+          <w:b/>
+          <w:bCs/>
+        </w:rPr>
+        <w:t xml:space="preserve">1905, pulsión parcial (</w:t>
       </w:r>
       <w:r>
         <w:rPr>
@@ -3021,365 +3246,229 @@
           <w:b/>
           <w:bCs/>
         </w:rPr>
-        <w:t xml:space="preserve"> </w:t>
-      </w:r>
-      <w:r>
-        <w:rPr>
-          <w:b/>
-          <w:bCs/>
-        </w:rPr>
-        <w:t xml:space="preserve">(1905).</w:t>
-      </w:r>
-      <w:r>
-        <w:t xml:space="preserve"> </w:t>
-      </w:r>
-      <w:r>
-        <w:t xml:space="preserve">El articulador es la</w:t>
-      </w:r>
-      <w:r>
-        <w:t xml:space="preserve"> </w:t>
-      </w:r>
-      <w:r>
-        <w:rPr>
-          <w:b/>
-          <w:bCs/>
-        </w:rPr>
-        <w:t xml:space="preserve">pulsión</w:t>
-      </w:r>
-      <w:r>
-        <w:t xml:space="preserve">: las perversiones aparecen como una relación particular a la pulsión, pensada como</w:t>
-      </w:r>
-      <w:r>
-        <w:t xml:space="preserve"> </w:t>
-      </w:r>
-      <w:r>
-        <w:rPr>
-          <w:b/>
-          <w:bCs/>
-        </w:rPr>
-        <w:t xml:space="preserve">déficit</w:t>
-      </w:r>
-      <w:r>
-        <w:t xml:space="preserve"> </w:t>
-      </w:r>
-      <w:r>
-        <w:t xml:space="preserve">respecto de la «normalidad» o la neurosis: déficit de los</w:t>
-      </w:r>
-      <w:r>
-        <w:t xml:space="preserve"> </w:t>
-      </w:r>
-      <w:r>
-        <w:rPr>
-          <w:b/>
-          <w:bCs/>
-        </w:rPr>
-        <w:t xml:space="preserve">diques</w:t>
-      </w:r>
-      <w:r>
-        <w:t xml:space="preserve">, de la</w:t>
-      </w:r>
-      <w:r>
-        <w:t xml:space="preserve"> </w:t>
-      </w:r>
-      <w:r>
-        <w:rPr>
-          <w:b/>
-          <w:bCs/>
-        </w:rPr>
-        <w:t xml:space="preserve">represión</w:t>
-      </w:r>
-      <w:r>
-        <w:t xml:space="preserve">, de la</w:t>
-      </w:r>
-      <w:r>
-        <w:t xml:space="preserve"> </w:t>
-      </w:r>
-      <w:r>
-        <w:rPr>
-          <w:b/>
-          <w:bCs/>
-        </w:rPr>
-        <w:t xml:space="preserve">síntesis genital</w:t>
-      </w:r>
-      <w:r>
-        <w:t xml:space="preserve">; algún componente pulsional destinado a ser sofocado o integrado al acto sexual con fines genitales (como el mirar)</w:t>
-      </w:r>
-      <w:r>
-        <w:t xml:space="preserve"> </w:t>
-      </w:r>
-      <w:r>
-        <w:rPr>
-          <w:b/>
-          <w:bCs/>
-        </w:rPr>
-        <w:t xml:space="preserve">cobra autonomía</w:t>
-      </w:r>
-      <w:r>
-        <w:t xml:space="preserve"> </w:t>
-      </w:r>
-      <w:r>
-        <w:t xml:space="preserve">y se desarrolla como perversión plena (el voyeurismo). Advertido de los límites, Freud agrega la</w:t>
-      </w:r>
-      <w:r>
-        <w:t xml:space="preserve"> </w:t>
-      </w:r>
-      <w:r>
-        <w:rPr>
-          <w:b/>
-          <w:bCs/>
-        </w:rPr>
-        <w:t xml:space="preserve">exclusividad y fijeza</w:t>
-      </w:r>
-      <w:r>
-        <w:t xml:space="preserve">, la fórmula del</w:t>
-      </w:r>
-      <w:r>
-        <w:t xml:space="preserve"> </w:t>
-      </w:r>
-      <w:r>
-        <w:rPr>
-          <w:b/>
-          <w:bCs/>
-        </w:rPr>
-        <w:t xml:space="preserve">negativo</w:t>
-      </w:r>
-      <w:r>
-        <w:t xml:space="preserve"> </w:t>
-      </w:r>
-      <w:r>
-        <w:t xml:space="preserve">y la</w:t>
-      </w:r>
-      <w:r>
-        <w:t xml:space="preserve"> </w:t>
-      </w:r>
-      <w:r>
-        <w:rPr>
-          <w:b/>
-          <w:bCs/>
-        </w:rPr>
-        <w:t xml:space="preserve">idealización</w:t>
-      </w:r>
-      <w:r>
-        <w:t xml:space="preserve">.</w:t>
-      </w:r>
-      <w:r>
-        <w:t xml:space="preserve"> </w:t>
-      </w:r>
-      <w:r>
-        <w:rPr>
-          <w:b/>
-          <w:bCs/>
-        </w:rPr>
-        <w:t xml:space="preserve">Segundo momento:</w:t>
-      </w:r>
-      <w:r>
-        <w:rPr>
-          <w:b/>
-          <w:bCs/>
-        </w:rPr>
-        <w:t xml:space="preserve"> </w:t>
-      </w:r>
-      <w:r>
-        <w:rPr>
-          <w:b/>
-          <w:bCs/>
+        <w:t xml:space="preserve">):</w:t>
+      </w:r>
+      <w:r>
+        <w:t xml:space="preserve"> </w:t>
+      </w:r>
+      <w:r>
+        <w:t xml:space="preserve">perversión como déficit (diques, represión, síntesis genital); exclusividad y fijeza.</w:t>
+      </w:r>
+    </w:p>
+    <w:p>
+      <w:pPr>
+        <w:pStyle w:val="RecuadroEsqueleto"/>
+      </w:pPr>
+      <w:r>
+        <w:t xml:space="preserve">3. </w:t>
+      </w:r>
+      <w:r>
+        <w:rPr>
+          <w:b/>
+          <w:bCs/>
+        </w:rPr>
+        <w:t xml:space="preserve">1919-1924, Edipo y padre:</w:t>
+      </w:r>
+      <w:r>
+        <w:t xml:space="preserve"> </w:t>
+      </w:r>
+      <w:r>
+        <w:rPr>
           <w:i/>
           <w:iCs/>
         </w:rPr>
         <w:t xml:space="preserve">Pegan a un niño</w:t>
       </w:r>
       <w:r>
-        <w:rPr>
-          <w:b/>
-          <w:bCs/>
-        </w:rPr>
-        <w:t xml:space="preserve"> </w:t>
-      </w:r>
-      <w:r>
-        <w:rPr>
-          <w:b/>
-          <w:bCs/>
-        </w:rPr>
-        <w:t xml:space="preserve">(1919) y</w:t>
-      </w:r>
-      <w:r>
-        <w:rPr>
-          <w:b/>
-          <w:bCs/>
-        </w:rPr>
-        <w:t xml:space="preserve"> </w:t>
-      </w:r>
-      <w:r>
-        <w:rPr>
-          <w:b/>
-          <w:bCs/>
+        <w:t xml:space="preserve"> </w:t>
+      </w:r>
+      <w:r>
+        <w:t xml:space="preserve">y el masoquismo (primario, moral, femenino).</w:t>
+      </w:r>
+    </w:p>
+    <w:p>
+      <w:pPr>
+        <w:pStyle w:val="RecuadroEsqueleto"/>
+      </w:pPr>
+      <w:r>
+        <w:t xml:space="preserve">4. </w:t>
+      </w:r>
+      <w:r>
+        <w:rPr>
+          <w:b/>
+          <w:bCs/>
+        </w:rPr>
+        <w:t xml:space="preserve">Límite:</w:t>
+      </w:r>
+      <w:r>
+        <w:t xml:space="preserve"> </w:t>
+      </w:r>
+      <w:r>
+        <w:t xml:space="preserve">Freud no distingue el fantasma perverso del neurótico.</w:t>
+      </w:r>
+    </w:p>
+    <w:p>
+      <w:pPr>
+        <w:pStyle w:val="RecuadroEsqueleto"/>
+      </w:pPr>
+      <w:r>
+        <w:t xml:space="preserve">5. </w:t>
+      </w:r>
+      <w:r>
+        <w:rPr>
+          <w:b/>
+          <w:bCs/>
+        </w:rPr>
+        <w:t xml:space="preserve">1927-1938, castración:</w:t>
+      </w:r>
+      <w:r>
+        <w:t xml:space="preserve"> </w:t>
+      </w:r>
+      <w:r>
+        <w:rPr>
           <w:i/>
           <w:iCs/>
         </w:rPr>
-        <w:t xml:space="preserve">El problema económico del masoquismo</w:t>
-      </w:r>
-      <w:r>
-        <w:rPr>
-          <w:b/>
-          <w:bCs/>
-        </w:rPr>
-        <w:t xml:space="preserve"> </w:t>
-      </w:r>
-      <w:r>
-        <w:rPr>
-          <w:b/>
-          <w:bCs/>
-        </w:rPr>
-        <w:t xml:space="preserve">(1924).</w:t>
-      </w:r>
-      <w:r>
-        <w:t xml:space="preserve"> </w:t>
-      </w:r>
-      <w:r>
-        <w:t xml:space="preserve">El articulador es el</w:t>
-      </w:r>
-      <w:r>
-        <w:t xml:space="preserve"> </w:t>
-      </w:r>
-      <w:r>
-        <w:rPr>
-          <w:b/>
-          <w:bCs/>
-        </w:rPr>
-        <w:t xml:space="preserve">complejo de Edipo</w:t>
-      </w:r>
-      <w:r>
-        <w:t xml:space="preserve"> </w:t>
-      </w:r>
-      <w:r>
-        <w:t xml:space="preserve">y el</w:t>
-      </w:r>
-      <w:r>
-        <w:t xml:space="preserve"> </w:t>
-      </w:r>
-      <w:r>
-        <w:rPr>
-          <w:b/>
-          <w:bCs/>
-        </w:rPr>
-        <w:t xml:space="preserve">padre</w:t>
-      </w:r>
-      <w:r>
-        <w:t xml:space="preserve">: las fantasías de paliza reconducen a una</w:t>
-      </w:r>
-      <w:r>
-        <w:t xml:space="preserve"> </w:t>
-      </w:r>
-      <w:r>
-        <w:rPr>
-          <w:b/>
-          <w:bCs/>
-        </w:rPr>
-        <w:t xml:space="preserve">ligazón incestuosa con el padre</w:t>
-      </w:r>
-      <w:r>
-        <w:t xml:space="preserve">; «la perversión ya no se encuentra más aislada en la vida sexual del niño, sino acogida dentro de la trama de los procesos de desarrollo familiares»: referida al amor incestuoso de objeto, nace sobre el terreno del Edipo y, quebrantado este, permanece como secuela «con la conciencia de culpa que lleva adherida»; pero la fantasía tendría la misma estructura en neurosis y perversión:</w:t>
-      </w:r>
-      <w:r>
-        <w:t xml:space="preserve"> </w:t>
-      </w:r>
-      <w:r>
-        <w:rPr>
-          <w:b/>
-          <w:bCs/>
-        </w:rPr>
-        <w:t xml:space="preserve">Freud no resuelve la particularidad del fantasma perverso</w:t>
-      </w:r>
-      <w:r>
-        <w:t xml:space="preserve"> </w:t>
-      </w:r>
-      <w:r>
-        <w:t xml:space="preserve">(lo hará Lacan). En 1924, el</w:t>
-      </w:r>
-      <w:r>
-        <w:t xml:space="preserve"> </w:t>
-      </w:r>
-      <w:r>
-        <w:rPr>
-          <w:b/>
-          <w:bCs/>
-        </w:rPr>
-        <w:t xml:space="preserve">masoquismo primario o erógeno</w:t>
-      </w:r>
-      <w:r>
-        <w:t xml:space="preserve"> </w:t>
-      </w:r>
-      <w:r>
-        <w:t xml:space="preserve">(estructural) y dos</w:t>
-      </w:r>
-      <w:r>
-        <w:t xml:space="preserve"> </w:t>
-      </w:r>
-      <w:r>
-        <w:rPr>
-          <w:b/>
-          <w:bCs/>
-        </w:rPr>
-        <w:t xml:space="preserve">masoquismos secundarios</w:t>
-      </w:r>
-      <w:r>
-        <w:t xml:space="preserve"> </w:t>
-      </w:r>
-      <w:r>
-        <w:t xml:space="preserve">(moral y femenino); la</w:t>
-      </w:r>
-      <w:r>
-        <w:t xml:space="preserve"> </w:t>
-      </w:r>
-      <w:r>
-        <w:rPr>
-          <w:b/>
-          <w:bCs/>
-        </w:rPr>
-        <w:t xml:space="preserve">disimetría entre sadismo y masoquismo</w:t>
-      </w:r>
-      <w:r>
-        <w:t xml:space="preserve">.</w:t>
-      </w:r>
-      <w:r>
-        <w:t xml:space="preserve"> </w:t>
-      </w:r>
-      <w:r>
-        <w:rPr>
-          <w:b/>
-          <w:bCs/>
-        </w:rPr>
-        <w:t xml:space="preserve">Tercer momento:</w:t>
-      </w:r>
-      <w:r>
-        <w:rPr>
-          <w:b/>
-          <w:bCs/>
-        </w:rPr>
-        <w:t xml:space="preserve"> </w:t>
-      </w:r>
-      <w:r>
-        <w:rPr>
-          <w:b/>
-          <w:bCs/>
+        <w:t xml:space="preserve">Fetichismo</w:t>
+      </w:r>
+      <w:r>
+        <w:t xml:space="preserve"> </w:t>
+      </w:r>
+      <w:r>
+        <w:t xml:space="preserve">y la escisión del yo (Freud, 1927/1996).</w:t>
+      </w:r>
+    </w:p>
+    <w:p>
+      <w:pPr>
+        <w:pStyle w:val="RecuadroEsqueleto"/>
+      </w:pPr>
+      <w:r>
+        <w:t xml:space="preserve">6. </w:t>
+      </w:r>
+      <w:r>
+        <w:rPr>
+          <w:b/>
+          <w:bCs/>
+        </w:rPr>
+        <w:t xml:space="preserve">Cierre:</w:t>
+      </w:r>
+      <w:r>
+        <w:t xml:space="preserve"> </w:t>
+      </w:r>
+      <w:r>
+        <w:t xml:space="preserve">la operación específica es la renegación (</w:t>
+      </w:r>
+      <w:r>
+        <w:rPr>
           <w:i/>
           <w:iCs/>
         </w:rPr>
-        <w:t xml:space="preserve">Fetichismo</w:t>
-      </w:r>
-      <w:r>
-        <w:rPr>
-          <w:b/>
-          <w:bCs/>
-        </w:rPr>
-        <w:t xml:space="preserve"> </w:t>
-      </w:r>
-      <w:r>
-        <w:rPr>
-          <w:b/>
-          <w:bCs/>
-        </w:rPr>
-        <w:t xml:space="preserve">(1927) y</w:t>
+        <w:t xml:space="preserve">Verleugnung</w:t>
+      </w:r>
+      <w:r>
+        <w:t xml:space="preserve">) ante la castración materna (Belucci, 2014b, p. 11).</w:t>
+      </w:r>
+    </w:p>
+    <w:p>
+      <w:pPr>
+        <w:pStyle w:val="BodyText"/>
+      </w:pPr>
+      <w:r>
+        <w:t xml:space="preserve">Belucci sostiene que la perversión</w:t>
+      </w:r>
+      <w:r>
+        <w:t xml:space="preserve"> </w:t>
+      </w:r>
+      <w:r>
+        <w:rPr>
+          <w:b/>
+          <w:bCs/>
+        </w:rPr>
+        <w:t xml:space="preserve">no está delimitada al comienzo en Freud</w:t>
+      </w:r>
+      <w:r>
+        <w:t xml:space="preserve">, pero que hay,</w:t>
+      </w:r>
+      <w:r>
+        <w:t xml:space="preserve"> </w:t>
+      </w:r>
+      <w:r>
+        <w:rPr>
+          <w:b/>
+          <w:bCs/>
+        </w:rPr>
+        <w:t xml:space="preserve">al final de su recorrido, una definición muy precisa de la posición perversa</w:t>
+      </w:r>
+      <w:r>
+        <w:t xml:space="preserve">, retomada por Lacan; y que cada momento está centrado en un</w:t>
+      </w:r>
+      <w:r>
+        <w:t xml:space="preserve"> </w:t>
+      </w:r>
+      <w:r>
+        <w:rPr>
+          <w:b/>
+          <w:bCs/>
+        </w:rPr>
+        <w:t xml:space="preserve">articulador distinto</w:t>
+      </w:r>
+      <w:r>
+        <w:t xml:space="preserve"> </w:t>
+      </w:r>
+      <w:r>
+        <w:t xml:space="preserve">(Belucci, 2014b, p. 9): un primer movimiento en la</w:t>
+      </w:r>
+      <w:r>
+        <w:t xml:space="preserve"> </w:t>
+      </w:r>
+      <w:r>
+        <w:rPr>
+          <w:b/>
+          <w:bCs/>
+        </w:rPr>
+        <w:t xml:space="preserve">pulsión parcial</w:t>
+      </w:r>
+      <w:r>
+        <w:t xml:space="preserve">, un segundo en el</w:t>
+      </w:r>
+      <w:r>
+        <w:t xml:space="preserve"> </w:t>
+      </w:r>
+      <w:r>
+        <w:rPr>
+          <w:b/>
+          <w:bCs/>
+        </w:rPr>
+        <w:t xml:space="preserve">padre y el complejo de Edipo</w:t>
+      </w:r>
+      <w:r>
+        <w:t xml:space="preserve">, y un último en el</w:t>
+      </w:r>
+      <w:r>
+        <w:t xml:space="preserve"> </w:t>
+      </w:r>
+      <w:r>
+        <w:rPr>
+          <w:b/>
+          <w:bCs/>
+        </w:rPr>
+        <w:t xml:space="preserve">complejo de castración</w:t>
+      </w:r>
+      <w:r>
+        <w:t xml:space="preserve"> </w:t>
+      </w:r>
+      <w:r>
+        <w:t xml:space="preserve">y en la delimitación de una operatoria específica.</w:t>
+      </w:r>
+      <w:r>
+        <w:t xml:space="preserve"> </w:t>
+      </w:r>
+      <w:r>
+        <w:rPr>
+          <w:b/>
+          <w:bCs/>
+        </w:rPr>
+        <w:t xml:space="preserve">Primer momento:</w:t>
       </w:r>
       <w:r>
         <w:rPr>
@@ -3395,21 +3484,21 @@
           <w:i/>
           <w:iCs/>
         </w:rPr>
-        <w:t xml:space="preserve">La escisión del yo en el proceso de defensa</w:t>
-      </w:r>
-      <w:r>
-        <w:rPr>
-          <w:b/>
-          <w:bCs/>
-        </w:rPr>
-        <w:t xml:space="preserve"> </w:t>
-      </w:r>
-      <w:r>
-        <w:rPr>
-          <w:b/>
-          <w:bCs/>
-        </w:rPr>
-        <w:t xml:space="preserve">(1938).</w:t>
+        <w:t xml:space="preserve">Tres ensayos</w:t>
+      </w:r>
+      <w:r>
+        <w:rPr>
+          <w:b/>
+          <w:bCs/>
+        </w:rPr>
+        <w:t xml:space="preserve"> </w:t>
+      </w:r>
+      <w:r>
+        <w:rPr>
+          <w:b/>
+          <w:bCs/>
+        </w:rPr>
+        <w:t xml:space="preserve">(1905).</w:t>
       </w:r>
       <w:r>
         <w:t xml:space="preserve"> </w:t>
@@ -3425,39 +3514,140 @@
           <w:b/>
           <w:bCs/>
         </w:rPr>
-        <w:t xml:space="preserve">castración</w:t>
-      </w:r>
-      <w:r>
-        <w:t xml:space="preserve"> </w:t>
-      </w:r>
-      <w:r>
-        <w:t xml:space="preserve">y el postulado de un</w:t>
-      </w:r>
-      <w:r>
-        <w:t xml:space="preserve"> </w:t>
-      </w:r>
-      <w:r>
-        <w:rPr>
-          <w:b/>
-          <w:bCs/>
-        </w:rPr>
-        <w:t xml:space="preserve">mecanismo específico</w:t>
-      </w:r>
-      <w:r>
-        <w:t xml:space="preserve"> </w:t>
-      </w:r>
-      <w:r>
-        <w:t xml:space="preserve">que diferencia perversión y neurosis: la</w:t>
-      </w:r>
-      <w:r>
-        <w:t xml:space="preserve"> </w:t>
-      </w:r>
-      <w:r>
-        <w:rPr>
-          <w:b/>
-          <w:bCs/>
-        </w:rPr>
-        <w:t xml:space="preserve">renegación o desmentida (</w:t>
+        <w:t xml:space="preserve">pulsión</w:t>
+      </w:r>
+      <w:r>
+        <w:t xml:space="preserve">: las perversiones aparecen como una relación particular a la pulsión, pensada como</w:t>
+      </w:r>
+      <w:r>
+        <w:t xml:space="preserve"> </w:t>
+      </w:r>
+      <w:r>
+        <w:rPr>
+          <w:b/>
+          <w:bCs/>
+        </w:rPr>
+        <w:t xml:space="preserve">déficit</w:t>
+      </w:r>
+      <w:r>
+        <w:t xml:space="preserve"> </w:t>
+      </w:r>
+      <w:r>
+        <w:t xml:space="preserve">respecto de la «normalidad» o la neurosis: déficit de los</w:t>
+      </w:r>
+      <w:r>
+        <w:t xml:space="preserve"> </w:t>
+      </w:r>
+      <w:r>
+        <w:rPr>
+          <w:b/>
+          <w:bCs/>
+        </w:rPr>
+        <w:t xml:space="preserve">diques</w:t>
+      </w:r>
+      <w:r>
+        <w:t xml:space="preserve">, de la</w:t>
+      </w:r>
+      <w:r>
+        <w:t xml:space="preserve"> </w:t>
+      </w:r>
+      <w:r>
+        <w:rPr>
+          <w:b/>
+          <w:bCs/>
+        </w:rPr>
+        <w:t xml:space="preserve">represión</w:t>
+      </w:r>
+      <w:r>
+        <w:t xml:space="preserve">, de la</w:t>
+      </w:r>
+      <w:r>
+        <w:t xml:space="preserve"> </w:t>
+      </w:r>
+      <w:r>
+        <w:rPr>
+          <w:b/>
+          <w:bCs/>
+        </w:rPr>
+        <w:t xml:space="preserve">síntesis genital</w:t>
+      </w:r>
+      <w:r>
+        <w:t xml:space="preserve">; algún componente pulsional destinado a ser sofocado o integrado al acto sexual con fines genitales (como el mirar)</w:t>
+      </w:r>
+      <w:r>
+        <w:t xml:space="preserve"> </w:t>
+      </w:r>
+      <w:r>
+        <w:rPr>
+          <w:b/>
+          <w:bCs/>
+        </w:rPr>
+        <w:t xml:space="preserve">cobra autonomía</w:t>
+      </w:r>
+      <w:r>
+        <w:t xml:space="preserve"> </w:t>
+      </w:r>
+      <w:r>
+        <w:t xml:space="preserve">y se desarrolla como perversión plena (el voyeurismo). Advertido de los límites, Freud agrega la</w:t>
+      </w:r>
+      <w:r>
+        <w:t xml:space="preserve"> </w:t>
+      </w:r>
+      <w:r>
+        <w:rPr>
+          <w:b/>
+          <w:bCs/>
+        </w:rPr>
+        <w:t xml:space="preserve">exclusividad y fijeza</w:t>
+      </w:r>
+      <w:r>
+        <w:t xml:space="preserve">, la fórmula del</w:t>
+      </w:r>
+      <w:r>
+        <w:t xml:space="preserve"> </w:t>
+      </w:r>
+      <w:r>
+        <w:rPr>
+          <w:b/>
+          <w:bCs/>
+        </w:rPr>
+        <w:t xml:space="preserve">negativo</w:t>
+      </w:r>
+      <w:r>
+        <w:t xml:space="preserve"> </w:t>
+      </w:r>
+      <w:r>
+        <w:t xml:space="preserve">y la</w:t>
+      </w:r>
+      <w:r>
+        <w:t xml:space="preserve"> </w:t>
+      </w:r>
+      <w:r>
+        <w:rPr>
+          <w:b/>
+          <w:bCs/>
+        </w:rPr>
+        <w:t xml:space="preserve">idealización</w:t>
+      </w:r>
+      <w:r>
+        <w:t xml:space="preserve">.</w:t>
+      </w:r>
+      <w:r>
+        <w:t xml:space="preserve"> </w:t>
+      </w:r>
+      <w:r>
+        <w:rPr>
+          <w:b/>
+          <w:bCs/>
+        </w:rPr>
+        <w:t xml:space="preserve">Segundo momento:</w:t>
+      </w:r>
+      <w:r>
+        <w:rPr>
+          <w:b/>
+          <w:bCs/>
+        </w:rPr>
+        <w:t xml:space="preserve"> </w:t>
       </w:r>
       <w:r>
         <w:rPr>
@@ -3466,32 +3656,27 @@
           <w:i/>
           <w:iCs/>
         </w:rPr>
-        <w:t xml:space="preserve">Verleugnung</w:t>
-      </w:r>
-      <w:r>
-        <w:rPr>
-          <w:b/>
-          <w:bCs/>
-        </w:rPr>
-        <w:t xml:space="preserve">)</w:t>
-      </w:r>
-      <w:r>
-        <w:t xml:space="preserve">: el niño reconoce la castración materna y a la vez pretende que sus consecuencias no lo conciernen; consecuencia: la</w:t>
-      </w:r>
-      <w:r>
-        <w:t xml:space="preserve"> </w:t>
-      </w:r>
-      <w:r>
-        <w:rPr>
-          <w:b/>
-          <w:bCs/>
-        </w:rPr>
-        <w:t xml:space="preserve">escisión del yo</w:t>
-      </w:r>
-      <w:r>
-        <w:t xml:space="preserve">. La operación específica es, por tanto, la</w:t>
-      </w:r>
-      <w:r>
+        <w:t xml:space="preserve">Pegan a un niño</w:t>
+      </w:r>
+      <w:r>
+        <w:rPr>
+          <w:b/>
+          <w:bCs/>
+        </w:rPr>
+        <w:t xml:space="preserve"> </w:t>
+      </w:r>
+      <w:r>
+        <w:rPr>
+          <w:b/>
+          <w:bCs/>
+        </w:rPr>
+        <w:t xml:space="preserve">(1919) y</w:t>
+      </w:r>
+      <w:r>
+        <w:rPr>
+          <w:b/>
+          <w:bCs/>
+        </w:rPr>
         <w:t xml:space="preserve"> </w:t>
       </w:r>
       <w:r>
@@ -3501,10 +3686,335 @@
           <w:i/>
           <w:iCs/>
         </w:rPr>
+        <w:t xml:space="preserve">El problema económico del masoquismo</w:t>
+      </w:r>
+      <w:r>
+        <w:rPr>
+          <w:b/>
+          <w:bCs/>
+        </w:rPr>
+        <w:t xml:space="preserve"> </w:t>
+      </w:r>
+      <w:r>
+        <w:rPr>
+          <w:b/>
+          <w:bCs/>
+        </w:rPr>
+        <w:t xml:space="preserve">(1924).</w:t>
+      </w:r>
+      <w:r>
+        <w:t xml:space="preserve"> </w:t>
+      </w:r>
+      <w:r>
+        <w:t xml:space="preserve">El articulador es el</w:t>
+      </w:r>
+      <w:r>
+        <w:t xml:space="preserve"> </w:t>
+      </w:r>
+      <w:r>
+        <w:rPr>
+          <w:b/>
+          <w:bCs/>
+        </w:rPr>
+        <w:t xml:space="preserve">complejo de Edipo</w:t>
+      </w:r>
+      <w:r>
+        <w:t xml:space="preserve"> </w:t>
+      </w:r>
+      <w:r>
+        <w:t xml:space="preserve">y el</w:t>
+      </w:r>
+      <w:r>
+        <w:t xml:space="preserve"> </w:t>
+      </w:r>
+      <w:r>
+        <w:rPr>
+          <w:b/>
+          <w:bCs/>
+        </w:rPr>
+        <w:t xml:space="preserve">padre</w:t>
+      </w:r>
+      <w:r>
+        <w:t xml:space="preserve">: las fantasías de paliza reconducen a una</w:t>
+      </w:r>
+      <w:r>
+        <w:t xml:space="preserve"> </w:t>
+      </w:r>
+      <w:r>
+        <w:rPr>
+          <w:b/>
+          <w:bCs/>
+        </w:rPr>
+        <w:t xml:space="preserve">ligazón incestuosa con el padre</w:t>
+      </w:r>
+      <w:r>
+        <w:t xml:space="preserve">; «la perversión ya no se encuentra más aislada en la vida sexual del niño, sino acogida dentro de la trama de los procesos de desarrollo familiares»: referida al amor incestuoso de objeto, nace sobre el terreno del Edipo y, quebrantado este, permanece como secuela «con la conciencia de culpa que lleva adherida»; pero la fantasía tendría la misma estructura en neurosis y perversión:</w:t>
+      </w:r>
+      <w:r>
+        <w:t xml:space="preserve"> </w:t>
+      </w:r>
+      <w:r>
+        <w:rPr>
+          <w:b/>
+          <w:bCs/>
+        </w:rPr>
+        <w:t xml:space="preserve">Freud no resuelve la particularidad del fantasma perverso</w:t>
+      </w:r>
+      <w:r>
+        <w:t xml:space="preserve"> </w:t>
+      </w:r>
+      <w:r>
+        <w:t xml:space="preserve">(lo hará Lacan). En 1924, el</w:t>
+      </w:r>
+      <w:r>
+        <w:t xml:space="preserve"> </w:t>
+      </w:r>
+      <w:r>
+        <w:rPr>
+          <w:b/>
+          <w:bCs/>
+        </w:rPr>
+        <w:t xml:space="preserve">masoquismo primario o erógeno</w:t>
+      </w:r>
+      <w:r>
+        <w:t xml:space="preserve"> </w:t>
+      </w:r>
+      <w:r>
+        <w:t xml:space="preserve">(estructural) y dos</w:t>
+      </w:r>
+      <w:r>
+        <w:t xml:space="preserve"> </w:t>
+      </w:r>
+      <w:r>
+        <w:rPr>
+          <w:b/>
+          <w:bCs/>
+        </w:rPr>
+        <w:t xml:space="preserve">masoquismos secundarios</w:t>
+      </w:r>
+      <w:r>
+        <w:t xml:space="preserve"> </w:t>
+      </w:r>
+      <w:r>
+        <w:t xml:space="preserve">(moral y femenino); la</w:t>
+      </w:r>
+      <w:r>
+        <w:t xml:space="preserve"> </w:t>
+      </w:r>
+      <w:r>
+        <w:rPr>
+          <w:b/>
+          <w:bCs/>
+        </w:rPr>
+        <w:t xml:space="preserve">disimetría entre sadismo y masoquismo</w:t>
+      </w:r>
+      <w:r>
+        <w:t xml:space="preserve">.</w:t>
+      </w:r>
+      <w:r>
+        <w:t xml:space="preserve"> </w:t>
+      </w:r>
+      <w:r>
+        <w:rPr>
+          <w:b/>
+          <w:bCs/>
+        </w:rPr>
+        <w:t xml:space="preserve">Tercer momento:</w:t>
+      </w:r>
+      <w:r>
+        <w:rPr>
+          <w:b/>
+          <w:bCs/>
+        </w:rPr>
+        <w:t xml:space="preserve"> </w:t>
+      </w:r>
+      <w:r>
+        <w:rPr>
+          <w:b/>
+          <w:bCs/>
+          <w:i/>
+          <w:iCs/>
+        </w:rPr>
+        <w:t xml:space="preserve">Fetichismo</w:t>
+      </w:r>
+      <w:r>
+        <w:rPr>
+          <w:b/>
+          <w:bCs/>
+        </w:rPr>
+        <w:t xml:space="preserve"> </w:t>
+      </w:r>
+      <w:r>
+        <w:rPr>
+          <w:b/>
+          <w:bCs/>
+        </w:rPr>
+        <w:t xml:space="preserve">(1927) y</w:t>
+      </w:r>
+      <w:r>
+        <w:rPr>
+          <w:b/>
+          <w:bCs/>
+        </w:rPr>
+        <w:t xml:space="preserve"> </w:t>
+      </w:r>
+      <w:r>
+        <w:rPr>
+          <w:b/>
+          <w:bCs/>
+          <w:i/>
+          <w:iCs/>
+        </w:rPr>
+        <w:t xml:space="preserve">La escisión del yo en el proceso de defensa</w:t>
+      </w:r>
+      <w:r>
+        <w:rPr>
+          <w:b/>
+          <w:bCs/>
+        </w:rPr>
+        <w:t xml:space="preserve"> </w:t>
+      </w:r>
+      <w:r>
+        <w:rPr>
+          <w:b/>
+          <w:bCs/>
+        </w:rPr>
+        <w:t xml:space="preserve">(1938).</w:t>
+      </w:r>
+      <w:r>
+        <w:t xml:space="preserve"> </w:t>
+      </w:r>
+      <w:r>
+        <w:t xml:space="preserve">El articulador es la</w:t>
+      </w:r>
+      <w:r>
+        <w:t xml:space="preserve"> </w:t>
+      </w:r>
+      <w:r>
+        <w:rPr>
+          <w:b/>
+          <w:bCs/>
+        </w:rPr>
+        <w:t xml:space="preserve">castración</w:t>
+      </w:r>
+      <w:r>
+        <w:t xml:space="preserve"> </w:t>
+      </w:r>
+      <w:r>
+        <w:t xml:space="preserve">y el postulado de un</w:t>
+      </w:r>
+      <w:r>
+        <w:t xml:space="preserve"> </w:t>
+      </w:r>
+      <w:r>
+        <w:rPr>
+          <w:b/>
+          <w:bCs/>
+        </w:rPr>
+        <w:t xml:space="preserve">mecanismo específico</w:t>
+      </w:r>
+      <w:r>
+        <w:t xml:space="preserve"> </w:t>
+      </w:r>
+      <w:r>
+        <w:t xml:space="preserve">que diferencia perversión y neurosis: la</w:t>
+      </w:r>
+      <w:r>
+        <w:t xml:space="preserve"> </w:t>
+      </w:r>
+      <w:r>
+        <w:rPr>
+          <w:b/>
+          <w:bCs/>
+        </w:rPr>
+        <w:t xml:space="preserve">renegación o desmentida (</w:t>
+      </w:r>
+      <w:r>
+        <w:rPr>
+          <w:b/>
+          <w:bCs/>
+          <w:i/>
+          <w:iCs/>
+        </w:rPr>
         <w:t xml:space="preserve">Verleugnung</w:t>
       </w:r>
       <w:r>
-        <w:t xml:space="preserve">, constitutiva de la perversión «en la medida en que es respuesta al encuentro con la castración en la madre» (T01, p. 11).</w:t>
+        <w:rPr>
+          <w:b/>
+          <w:bCs/>
+        </w:rPr>
+        <w:t xml:space="preserve">)</w:t>
+      </w:r>
+      <w:r>
+        <w:t xml:space="preserve">: el niño reconoce la castración materna y a la vez pretende que sus consecuencias no lo conciernen; consecuencia: la</w:t>
+      </w:r>
+      <w:r>
+        <w:t xml:space="preserve"> </w:t>
+      </w:r>
+      <w:r>
+        <w:rPr>
+          <w:b/>
+          <w:bCs/>
+        </w:rPr>
+        <w:t xml:space="preserve">escisión del yo</w:t>
+      </w:r>
+      <w:r>
+        <w:t xml:space="preserve">. La operación específica es, por tanto, la</w:t>
+      </w:r>
+      <w:r>
+        <w:t xml:space="preserve"> </w:t>
+      </w:r>
+      <w:r>
+        <w:rPr>
+          <w:b/>
+          <w:bCs/>
+          <w:i/>
+          <w:iCs/>
+        </w:rPr>
+        <w:t xml:space="preserve">Verleugnung</w:t>
+      </w:r>
+      <w:r>
+        <w:t xml:space="preserve">, constitutiva de la perversión «en la medida en que es respuesta al encuentro con la castración en la madre» (Belucci, 2014b, p. 11).</w:t>
+      </w:r>
+    </w:p>
+    <w:p>
+      <w:pPr>
+        <w:pStyle w:val="RecuadroAtencion"/>
+      </w:pPr>
+      <w:r>
+        <w:t xml:space="preserve">⚠</w:t>
+      </w:r>
+      <w:r>
+        <w:t xml:space="preserve"> </w:t>
+      </w:r>
+      <w:r>
+        <w:rPr>
+          <w:b/>
+          <w:bCs/>
+        </w:rPr>
+        <w:t xml:space="preserve">No confundir:</w:t>
+      </w:r>
+      <w:r>
+        <w:t xml:space="preserve"> </w:t>
+      </w:r>
+      <w:r>
+        <w:t xml:space="preserve">renegación ≠ represión ≠ forclusión: el perverso</w:t>
+      </w:r>
+      <w:r>
+        <w:t xml:space="preserve"> </w:t>
+      </w:r>
+      <w:r>
+        <w:rPr>
+          <w:b/>
+          <w:bCs/>
+        </w:rPr>
+        <w:t xml:space="preserve">reconoce y a la vez desmiente</w:t>
+      </w:r>
+      <w:r>
+        <w:t xml:space="preserve"> </w:t>
+      </w:r>
+      <w:r>
+        <w:t xml:space="preserve">la castración; de ahí la escisión del yo.</w:t>
       </w:r>
     </w:p>
     <w:bookmarkEnd w:id="18"/>
@@ -3517,7 +4027,7 @@
         <w:t xml:space="preserve">2.2 Desarrollo ampliado</w:t>
       </w:r>
     </w:p>
-    <w:bookmarkStart w:id="19" w:name="X3cd2df35ad9fa033e6e6e102596d424c7338e03"/>
+    <w:bookmarkStart w:id="19" w:name="Xf676e967eae5f9366a97f9977e49923851a1cc0"/>
     <w:p>
       <w:pPr>
         <w:pStyle w:val="Heading4"/>
@@ -3536,7 +4046,7 @@
         <w:t xml:space="preserve">Tres ensayos</w:t>
       </w:r>
       <w:r>
-        <w:t xml:space="preserve">, 1905 (T01, p. 9)</w:t>
+        <w:t xml:space="preserve">, 1905 (Belucci, 2014b, p. 9)</w:t>
       </w:r>
     </w:p>
     <w:p>
@@ -3699,7 +4209,7 @@
           <w:b/>
           <w:bCs/>
         </w:rPr>
-        <w:t xml:space="preserve">Complemento con T10 (p. 4-5):</w:t>
+        <w:t xml:space="preserve">Complemento con Freud (s. f., p. 4-5):</w:t>
       </w:r>
       <w:r>
         <w:t xml:space="preserve"> </w:t>
@@ -3737,7 +4247,7 @@
       </w:r>
     </w:p>
     <w:bookmarkEnd w:id="19"/>
-    <w:bookmarkStart w:id="20" w:name="X6afc71c8fc483586ad2b2067fa5899c6f7fc79d"/>
+    <w:bookmarkStart w:id="20" w:name="Xad1ecce62233e98a77d7b5bbb64be60aaf50ad5"/>
     <w:p>
       <w:pPr>
         <w:pStyle w:val="Heading4"/>
@@ -3775,7 +4285,7 @@
         <w:t xml:space="preserve"> </w:t>
       </w:r>
       <w:r>
-        <w:t xml:space="preserve">(1924) (T01, p. 10)</w:t>
+        <w:t xml:space="preserve">(1924) (Belucci, 2014b, p. 10)</w:t>
       </w:r>
     </w:p>
     <w:p>
@@ -3927,7 +4437,7 @@
         <w:t xml:space="preserve"> </w:t>
       </w:r>
       <w:r>
-        <w:t xml:space="preserve">(T01, p. 10): el</w:t>
+        <w:t xml:space="preserve">(Belucci, 2014b, p. 10): el</w:t>
       </w:r>
       <w:r>
         <w:t xml:space="preserve"> </w:t>
@@ -4126,7 +4636,7 @@
         <w:t xml:space="preserve">no se realice la castración</w:t>
       </w:r>
       <w:r>
-        <w:t xml:space="preserve">» (T01, p. 10). Apuntes: «cuando se interrogan la interpretación, siempre es la sumisión (como niño-adulto)… todo este montaje que lo ubica como pasivo tiene como objetivo la no-mutilación de los genitales (protección frente a la castración)».</w:t>
+        <w:t xml:space="preserve">» (Belucci, 2014b, p. 10). Apuntes: «cuando se interrogan la interpretación, siempre es la sumisión (como niño-adulto)… todo este montaje que lo ubica como pasivo tiene como objetivo la no-mutilación de los genitales (protección frente a la castración)».</w:t>
       </w:r>
     </w:p>
     <w:p>
@@ -4164,7 +4674,7 @@
         <w:t xml:space="preserve"> </w:t>
       </w:r>
       <w:r>
-        <w:t xml:space="preserve">(retomado por Deleuze y por Lacan: el partenaire de un perverso nunca es otro perverso sino un neurótico) (T01, p. 10).</w:t>
+        <w:t xml:space="preserve">(retomado por Deleuze y por Lacan: el partenaire de un perverso nunca es otro perverso sino un neurótico) (Belucci, 2014b, p. 10).</w:t>
       </w:r>
     </w:p>
     <w:p>
@@ -4190,7 +4700,7 @@
       </w:r>
     </w:p>
     <w:bookmarkEnd w:id="20"/>
-    <w:bookmarkStart w:id="21" w:name="X8e2ce862ba6f803896029244e0677ccdb74bf20"/>
+    <w:bookmarkStart w:id="21" w:name="Xb6eef8e3313aab7df2d66b3fae94c53569b08a9"/>
     <w:p>
       <w:pPr>
         <w:pStyle w:val="Heading4"/>
@@ -4212,7 +4722,7 @@
         <w:t xml:space="preserve"> </w:t>
       </w:r>
       <w:r>
-        <w:t xml:space="preserve">(1927) y la escisión del yo (1938) (T01, pp. 10-12; T12; T03, pp. 7-8)</w:t>
+        <w:t xml:space="preserve">(1927) y la escisión del yo (1938) (Belucci, 2014b, pp. 10-12; Freud, 1927/1996; Belucci, s. f.-c, pp. 7-8)</w:t>
       </w:r>
     </w:p>
     <w:p>
@@ -4234,7 +4744,7 @@
         <w:t xml:space="preserve"> </w:t>
       </w:r>
       <w:r>
-        <w:t xml:space="preserve">(T01, p. 10).</w:t>
+        <w:t xml:space="preserve">(Belucci, 2014b, p. 10).</w:t>
       </w:r>
     </w:p>
     <w:p>
@@ -4250,7 +4760,7 @@
           <w:b/>
           <w:bCs/>
         </w:rPr>
-        <w:t xml:space="preserve">Fetiche y síntoma (T12; T01, p. 11):</w:t>
+        <w:t xml:space="preserve">Fetiche y síntoma (Freud, 1927/1996; Belucci, 2014b, p. 11):</w:t>
       </w:r>
       <w:r>
         <w:t xml:space="preserve"> </w:t>
@@ -4301,7 +4811,7 @@
         <w:t xml:space="preserve"> </w:t>
       </w:r>
       <w:r>
-        <w:t xml:space="preserve">acerca de sus ventajas: el perverso como «educador» o «predicador»; «pretende saber acerca de los medios para una satisfacción eficaz y busca demostrarlo» (T01, p. 11).</w:t>
+        <w:t xml:space="preserve">acerca de sus ventajas: el perverso como «educador» o «predicador»; «pretende saber acerca de los medios para una satisfacción eficaz y busca demostrarlo» (Belucci, 2014b, p. 11).</w:t>
       </w:r>
     </w:p>
     <w:p>
@@ -4317,7 +4827,7 @@
           <w:b/>
           <w:bCs/>
         </w:rPr>
-        <w:t xml:space="preserve">El caso del «brillo en la nariz» (T12):</w:t>
+        <w:t xml:space="preserve">El caso del «brillo en la nariz» (Freud, 1927/1996):</w:t>
       </w:r>
       <w:r>
         <w:t xml:space="preserve"> </w:t>
@@ -4385,7 +4895,7 @@
           <w:b/>
           <w:bCs/>
         </w:rPr>
-        <w:t xml:space="preserve">El sentido del fetiche (T12; T01, p. 11):</w:t>
+        <w:t xml:space="preserve">El sentido del fetiche (Freud, 1927/1996; Belucci, 2014b, p. 11):</w:t>
       </w:r>
       <w:r>
         <w:t xml:space="preserve"> </w:t>
@@ -4443,7 +4953,7 @@
           <w:b/>
           <w:bCs/>
         </w:rPr>
-        <w:t xml:space="preserve">El proceso (T12):</w:t>
+        <w:t xml:space="preserve">El proceso (Freud, 1927/1996):</w:t>
       </w:r>
       <w:r>
         <w:t xml:space="preserve"> </w:t>
@@ -4488,7 +4998,7 @@
         <w:t xml:space="preserve">un perverso “egoísta”</w:t>
       </w:r>
       <w:r>
-        <w:t xml:space="preserve">» (T01, p. 11).</w:t>
+        <w:t xml:space="preserve">» (Belucci, 2014b, p. 11).</w:t>
       </w:r>
     </w:p>
     <w:p>
@@ -4504,7 +5014,7 @@
           <w:b/>
           <w:bCs/>
         </w:rPr>
-        <w:t xml:space="preserve">Desmentida vs. escotomización vs. represión (T12):</w:t>
+        <w:t xml:space="preserve">Desmentida vs. escotomización vs. represión (Freud, 1927/1996):</w:t>
       </w:r>
       <w:r>
         <w:t xml:space="preserve"> </w:t>
@@ -4642,7 +5152,7 @@
           <w:b/>
           <w:bCs/>
         </w:rPr>
-        <w:t xml:space="preserve">Compromiso (T12):</w:t>
+        <w:t xml:space="preserve">Compromiso (Freud, 1927/1996):</w:t>
       </w:r>
       <w:r>
         <w:t xml:space="preserve"> </w:t>
@@ -4777,7 +5287,7 @@
           <w:b/>
           <w:bCs/>
         </w:rPr>
-        <w:t xml:space="preserve">Otros destinos del terror a la castración (T12):</w:t>
+        <w:t xml:space="preserve">Otros destinos del terror a la castración (Freud, 1927/1996):</w:t>
       </w:r>
       <w:r>
         <w:t xml:space="preserve"> </w:t>
@@ -4799,7 +5309,7 @@
           <w:b/>
           <w:bCs/>
         </w:rPr>
-        <w:t xml:space="preserve">Determinación del fetiche (T12):</w:t>
+        <w:t xml:space="preserve">Determinación del fetiche (Freud, 1927/1996):</w:t>
       </w:r>
       <w:r>
         <w:t xml:space="preserve"> </w:t>
@@ -4847,7 +5357,7 @@
           <w:b/>
           <w:bCs/>
         </w:rPr>
-        <w:t xml:space="preserve">Neurosis y psicosis (T12):</w:t>
+        <w:t xml:space="preserve">Neurosis y psicosis (Freud, 1927/1996):</w:t>
       </w:r>
       <w:r>
         <w:t xml:space="preserve"> </w:t>
@@ -4923,7 +5433,7 @@
           <w:b/>
           <w:bCs/>
         </w:rPr>
-        <w:t xml:space="preserve">La bi-escisión (T12):</w:t>
+        <w:t xml:space="preserve">La bi-escisión (Freud, 1927/1996):</w:t>
       </w:r>
       <w:r>
         <w:t xml:space="preserve"> </w:t>
@@ -4984,7 +5494,7 @@
         <w:t xml:space="preserve">pene del varón</w:t>
       </w:r>
       <w:r>
-        <w:t xml:space="preserve">» (cierre de T12; la frase continúa con una comparación sobre el «órgano inferior» que el texto extraído deja ilegible).</w:t>
+        <w:t xml:space="preserve">» (cierre de Freud, 1927/1996; la frase continúa con una comparación sobre el «órgano inferior» que el texto extraído deja ilegible).</w:t>
       </w:r>
     </w:p>
     <w:p>
@@ -5000,7 +5510,7 @@
           <w:b/>
           <w:bCs/>
         </w:rPr>
-        <w:t xml:space="preserve">Verleugnung (T01, p. 11):</w:t>
+        <w:t xml:space="preserve">Verleugnung (Belucci, 2014b, p. 11):</w:t>
       </w:r>
       <w:r>
         <w:t xml:space="preserve"> </w:t>
@@ -5103,7 +5613,7 @@
           <w:b/>
           <w:bCs/>
         </w:rPr>
-        <w:t xml:space="preserve">Escisión del yo (1938) (T01, pp. 11-12):</w:t>
+        <w:t xml:space="preserve">Escisión del yo (1938) (Belucci, 2014b, pp. 11-12):</w:t>
       </w:r>
       <w:r>
         <w:t xml:space="preserve"> </w:t>
@@ -5164,7 +5674,7 @@
           <w:b/>
           <w:bCs/>
         </w:rPr>
-        <w:t xml:space="preserve">T03 (p. 8):</w:t>
+        <w:t xml:space="preserve">Belucci (s. f.-c, p. 8):</w:t>
       </w:r>
       <w:r>
         <w:t xml:space="preserve"> </w:t>
@@ -5199,7 +5709,7 @@
         <w:t xml:space="preserve"> </w:t>
       </w:r>
       <w:r>
-        <w:t xml:space="preserve">de renegación (T03, p. 8): el familiar de un adicto, la crisis financiera, el semáforo en rojo.</w:t>
+        <w:t xml:space="preserve">de renegación (Belucci, s. f.-c, p. 8): el familiar de un adicto, la crisis financiera, el semáforo en rojo.</w:t>
       </w:r>
       <w:r>
         <w:t xml:space="preserve"> </w:t>
@@ -5215,7 +5725,7 @@
         <w:t xml:space="preserve"> </w:t>
       </w:r>
       <w:r>
-        <w:t xml:space="preserve">(T03, pp. 7-8).</w:t>
+        <w:t xml:space="preserve">(Belucci, s. f.-c, pp. 7-8).</w:t>
       </w:r>
     </w:p>
     <w:p>
@@ -5237,7 +5747,7 @@
         <w:t xml:space="preserve"> </w:t>
       </w:r>
       <w:r>
-        <w:t xml:space="preserve">(T01, p. 12): «La perversión se define como aquella condición que consiste en</w:t>
+        <w:t xml:space="preserve">(2014b, p. 12): «La perversión se define como aquella condición que consiste en</w:t>
       </w:r>
       <w:r>
         <w:t xml:space="preserve"> </w:t>
@@ -5436,156 +5946,171 @@
     </w:p>
     <w:p>
       <w:pPr>
-        <w:pStyle w:val="FirstParagraph"/>
-      </w:pPr>
-      <w:r>
-        <w:t xml:space="preserve">Lacan va más allá del plano imaginario de la relación a la madre: plantea que la operación fundamental del perverso es una</w:t>
-      </w:r>
-      <w:r>
-        <w:t xml:space="preserve"> </w:t>
-      </w:r>
-      <w:r>
-        <w:rPr>
-          <w:b/>
-          <w:bCs/>
-        </w:rPr>
-        <w:t xml:space="preserve">desmentida (</w:t>
-      </w:r>
-      <w:r>
-        <w:rPr>
-          <w:b/>
-          <w:bCs/>
+        <w:pStyle w:val="RecuadroEsqueleto"/>
+      </w:pPr>
+      <w:r>
+        <w:rPr>
+          <w:b/>
+          <w:bCs/>
+        </w:rPr>
+        <w:t xml:space="preserve">Esqueleto de la respuesta:</w:t>
+      </w:r>
+    </w:p>
+    <w:p>
+      <w:pPr>
+        <w:pStyle w:val="RecuadroEsqueleto"/>
+      </w:pPr>
+      <w:r>
+        <w:t xml:space="preserve">1. </w:t>
+      </w:r>
+      <w:r>
+        <w:rPr>
+          <w:b/>
+          <w:bCs/>
+        </w:rPr>
+        <w:t xml:space="preserve">Tesis:</w:t>
+      </w:r>
+      <w:r>
+        <w:t xml:space="preserve"> </w:t>
+      </w:r>
+      <w:r>
+        <w:t xml:space="preserve">para Lacan la operación perversa es la desmentida de la falta en el Otro, en dos momentos (Belucci, 2014b, p. 12).</w:t>
+      </w:r>
+    </w:p>
+    <w:p>
+      <w:pPr>
+        <w:pStyle w:val="RecuadroEsqueleto"/>
+      </w:pPr>
+      <w:r>
+        <w:t xml:space="preserve">2. </w:t>
+      </w:r>
+      <w:r>
+        <w:rPr>
+          <w:b/>
+          <w:bCs/>
+        </w:rPr>
+        <w:t xml:space="preserve">Invariante:</w:t>
+      </w:r>
+      <w:r>
+        <w:t xml:space="preserve"> </w:t>
+      </w:r>
+      <w:r>
+        <w:t xml:space="preserve">restituir al Otro algo que se sabe perdido; perverso «altruista».</w:t>
+      </w:r>
+    </w:p>
+    <w:p>
+      <w:pPr>
+        <w:pStyle w:val="RecuadroEsqueleto"/>
+      </w:pPr>
+      <w:r>
+        <w:t xml:space="preserve">3. </w:t>
+      </w:r>
+      <w:r>
+        <w:rPr>
+          <w:b/>
+          <w:bCs/>
+        </w:rPr>
+        <w:t xml:space="preserve">Primer momento (Seminarios 4 a 6):</w:t>
+      </w:r>
+      <w:r>
+        <w:t xml:space="preserve"> </w:t>
+      </w:r>
+      <w:r>
+        <w:t xml:space="preserve">falo imaginario; tiempos del Edipo; detención en el segundo tiempo.</w:t>
+      </w:r>
+    </w:p>
+    <w:p>
+      <w:pPr>
+        <w:pStyle w:val="RecuadroEsqueleto"/>
+      </w:pPr>
+      <w:r>
+        <w:t xml:space="preserve">4. </w:t>
+      </w:r>
+      <w:r>
+        <w:rPr>
+          <w:b/>
+          <w:bCs/>
+        </w:rPr>
+        <w:t xml:space="preserve">Salidas atípicas:</w:t>
+      </w:r>
+      <w:r>
+        <w:t xml:space="preserve"> </w:t>
+      </w:r>
+      <w:r>
+        <w:t xml:space="preserve">fetichismo, travestismo, homosexualidad.</w:t>
+      </w:r>
+    </w:p>
+    <w:p>
+      <w:pPr>
+        <w:pStyle w:val="RecuadroEsqueleto"/>
+      </w:pPr>
+      <w:r>
+        <w:t xml:space="preserve">5. </w:t>
+      </w:r>
+      <w:r>
+        <w:rPr>
+          <w:b/>
+          <w:bCs/>
+        </w:rPr>
+        <w:t xml:space="preserve">Segundo momento (Seminario 16):</w:t>
+      </w:r>
+      <w:r>
+        <w:t xml:space="preserve"> </w:t>
+      </w:r>
+      <w:r>
+        <w:t xml:space="preserve">objeto</w:t>
+      </w:r>
+      <w:r>
+        <w:t xml:space="preserve"> </w:t>
+      </w:r>
+      <w:r>
+        <w:rPr>
           <w:i/>
           <w:iCs/>
         </w:rPr>
-        <w:t xml:space="preserve">Verleugnung</w:t>
-      </w:r>
-      <w:r>
-        <w:rPr>
-          <w:b/>
-          <w:bCs/>
-        </w:rPr>
-        <w:t xml:space="preserve">) de la falta en el Otro</w:t>
-      </w:r>
-      <w:r>
-        <w:t xml:space="preserve"> </w:t>
-      </w:r>
-      <w:r>
-        <w:t xml:space="preserve">(T01, p. 12). Reconoce</w:t>
-      </w:r>
-      <w:r>
-        <w:t xml:space="preserve"> </w:t>
-      </w:r>
-      <w:r>
-        <w:rPr>
-          <w:b/>
-          <w:bCs/>
-        </w:rPr>
-        <w:t xml:space="preserve">dos grandes momentos</w:t>
-      </w:r>
-      <w:r>
-        <w:t xml:space="preserve"> </w:t>
-      </w:r>
-      <w:r>
-        <w:t xml:space="preserve">(T01, p. 12):</w:t>
-      </w:r>
-      <w:r>
-        <w:t xml:space="preserve"> </w:t>
-      </w:r>
-      <w:r>
-        <w:rPr>
-          <w:b/>
-          <w:bCs/>
-        </w:rPr>
-        <w:t xml:space="preserve">el primero</w:t>
-      </w:r>
-      <w:r>
-        <w:t xml:space="preserve">, a fines de los años ’50,</w:t>
-      </w:r>
-      <w:r>
-        <w:t xml:space="preserve"> </w:t>
-      </w:r>
-      <w:r>
-        <w:rPr>
-          <w:b/>
-          <w:bCs/>
-        </w:rPr>
-        <w:t xml:space="preserve">entre los Seminarios 4 y 6</w:t>
-      </w:r>
-      <w:r>
-        <w:t xml:space="preserve">, articulado alrededor del</w:t>
-      </w:r>
-      <w:r>
-        <w:t xml:space="preserve"> </w:t>
-      </w:r>
-      <w:r>
-        <w:rPr>
-          <w:b/>
-          <w:bCs/>
-        </w:rPr>
-        <w:t xml:space="preserve">falo imaginario</w:t>
-      </w:r>
-      <w:r>
-        <w:t xml:space="preserve"> </w:t>
-      </w:r>
-      <w:r>
-        <w:t xml:space="preserve">y con el</w:t>
-      </w:r>
-      <w:r>
-        <w:t xml:space="preserve"> </w:t>
-      </w:r>
-      <w:r>
-        <w:rPr>
-          <w:b/>
-          <w:bCs/>
-        </w:rPr>
-        <w:t xml:space="preserve">fetichismo como paradigma</w:t>
-      </w:r>
-      <w:r>
-        <w:t xml:space="preserve">;</w:t>
-      </w:r>
-      <w:r>
-        <w:t xml:space="preserve"> </w:t>
-      </w:r>
-      <w:r>
-        <w:rPr>
-          <w:b/>
-          <w:bCs/>
-        </w:rPr>
-        <w:t xml:space="preserve">el segundo</w:t>
-      </w:r>
-      <w:r>
-        <w:t xml:space="preserve">, una década más tarde, en la época del</w:t>
-      </w:r>
-      <w:r>
-        <w:t xml:space="preserve"> </w:t>
-      </w:r>
-      <w:r>
-        <w:rPr>
-          <w:b/>
-          <w:bCs/>
-        </w:rPr>
-        <w:t xml:space="preserve">Seminario 16</w:t>
-      </w:r>
-      <w:r>
-        <w:t xml:space="preserve">,</w:t>
-      </w:r>
-      <w:r>
-        <w:t xml:space="preserve"> </w:t>
-      </w:r>
-      <w:r>
-        <w:rPr>
-          <w:b/>
-          <w:bCs/>
-        </w:rPr>
-        <w:t xml:space="preserve">centrado en el objeto</w:t>
-      </w:r>
-      <w:r>
-        <w:rPr>
-          <w:b/>
-          <w:bCs/>
-        </w:rPr>
-        <w:t xml:space="preserve"> </w:t>
+        <w:t xml:space="preserve">a</w:t>
+      </w:r>
+      <w:r>
+        <w:t xml:space="preserve">; masoquismo; voluntad de goce; instrumento del goce del Otro.</w:t>
+      </w:r>
+    </w:p>
+    <w:p>
+      <w:pPr>
+        <w:pStyle w:val="RecuadroEsqueleto"/>
+      </w:pPr>
+      <w:r>
+        <w:t xml:space="preserve">6. </w:t>
+      </w:r>
+      <w:r>
+        <w:rPr>
+          <w:b/>
+          <w:bCs/>
+        </w:rPr>
+        <w:t xml:space="preserve">Cierre:</w:t>
+      </w:r>
+      <w:r>
+        <w:t xml:space="preserve"> </w:t>
+      </w:r>
+      <w:r>
+        <w:t xml:space="preserve">divide al partenaire y produce angustia; fantasma invertido (a◊$).</w:t>
+      </w:r>
+    </w:p>
+    <w:p>
+      <w:pPr>
+        <w:pStyle w:val="BodyText"/>
+      </w:pPr>
+      <w:r>
+        <w:t xml:space="preserve">Lacan va más allá del plano imaginario de la relación a la madre: plantea que la operación fundamental del perverso es una</w:t>
+      </w:r>
+      <w:r>
+        <w:t xml:space="preserve"> </w:t>
+      </w:r>
+      <w:r>
+        <w:rPr>
+          <w:b/>
+          <w:bCs/>
+        </w:rPr>
+        <w:t xml:space="preserve">desmentida (</w:t>
       </w:r>
       <w:r>
         <w:rPr>
@@ -5594,6 +6119,142 @@
           <w:i/>
           <w:iCs/>
         </w:rPr>
+        <w:t xml:space="preserve">Verleugnung</w:t>
+      </w:r>
+      <w:r>
+        <w:rPr>
+          <w:b/>
+          <w:bCs/>
+        </w:rPr>
+        <w:t xml:space="preserve">) de la falta en el Otro</w:t>
+      </w:r>
+      <w:r>
+        <w:t xml:space="preserve"> </w:t>
+      </w:r>
+      <w:r>
+        <w:t xml:space="preserve">(Belucci, 2014b, p. 12). Reconoce</w:t>
+      </w:r>
+      <w:r>
+        <w:t xml:space="preserve"> </w:t>
+      </w:r>
+      <w:r>
+        <w:rPr>
+          <w:b/>
+          <w:bCs/>
+        </w:rPr>
+        <w:t xml:space="preserve">dos grandes momentos</w:t>
+      </w:r>
+      <w:r>
+        <w:t xml:space="preserve"> </w:t>
+      </w:r>
+      <w:r>
+        <w:t xml:space="preserve">(Belucci, 2014b, p. 12):</w:t>
+      </w:r>
+      <w:r>
+        <w:t xml:space="preserve"> </w:t>
+      </w:r>
+      <w:r>
+        <w:rPr>
+          <w:b/>
+          <w:bCs/>
+        </w:rPr>
+        <w:t xml:space="preserve">el primero</w:t>
+      </w:r>
+      <w:r>
+        <w:t xml:space="preserve">, a fines de los años ’50,</w:t>
+      </w:r>
+      <w:r>
+        <w:t xml:space="preserve"> </w:t>
+      </w:r>
+      <w:r>
+        <w:rPr>
+          <w:b/>
+          <w:bCs/>
+        </w:rPr>
+        <w:t xml:space="preserve">entre los Seminarios 4 y 6</w:t>
+      </w:r>
+      <w:r>
+        <w:t xml:space="preserve">, articulado alrededor del</w:t>
+      </w:r>
+      <w:r>
+        <w:t xml:space="preserve"> </w:t>
+      </w:r>
+      <w:r>
+        <w:rPr>
+          <w:b/>
+          <w:bCs/>
+        </w:rPr>
+        <w:t xml:space="preserve">falo imaginario</w:t>
+      </w:r>
+      <w:r>
+        <w:t xml:space="preserve"> </w:t>
+      </w:r>
+      <w:r>
+        <w:t xml:space="preserve">y con el</w:t>
+      </w:r>
+      <w:r>
+        <w:t xml:space="preserve"> </w:t>
+      </w:r>
+      <w:r>
+        <w:rPr>
+          <w:b/>
+          <w:bCs/>
+        </w:rPr>
+        <w:t xml:space="preserve">fetichismo como paradigma</w:t>
+      </w:r>
+      <w:r>
+        <w:t xml:space="preserve">;</w:t>
+      </w:r>
+      <w:r>
+        <w:t xml:space="preserve"> </w:t>
+      </w:r>
+      <w:r>
+        <w:rPr>
+          <w:b/>
+          <w:bCs/>
+        </w:rPr>
+        <w:t xml:space="preserve">el segundo</w:t>
+      </w:r>
+      <w:r>
+        <w:t xml:space="preserve">, una década más tarde, en la época del</w:t>
+      </w:r>
+      <w:r>
+        <w:t xml:space="preserve"> </w:t>
+      </w:r>
+      <w:r>
+        <w:rPr>
+          <w:b/>
+          <w:bCs/>
+        </w:rPr>
+        <w:t xml:space="preserve">Seminario 16</w:t>
+      </w:r>
+      <w:r>
+        <w:t xml:space="preserve">,</w:t>
+      </w:r>
+      <w:r>
+        <w:t xml:space="preserve"> </w:t>
+      </w:r>
+      <w:r>
+        <w:rPr>
+          <w:b/>
+          <w:bCs/>
+        </w:rPr>
+        <w:t xml:space="preserve">centrado en el objeto</w:t>
+      </w:r>
+      <w:r>
+        <w:rPr>
+          <w:b/>
+          <w:bCs/>
+        </w:rPr>
+        <w:t xml:space="preserve"> </w:t>
+      </w:r>
+      <w:r>
+        <w:rPr>
+          <w:b/>
+          <w:bCs/>
+          <w:i/>
+          <w:iCs/>
+        </w:rPr>
         <w:t xml:space="preserve">a</w:t>
       </w:r>
       <w:r>
@@ -5945,23 +6606,95 @@
         <w:t xml:space="preserve">(a◊$).</w:t>
       </w:r>
     </w:p>
+    <w:p>
+      <w:pPr>
+        <w:pStyle w:val="RecuadroAtencion"/>
+      </w:pPr>
+      <w:r>
+        <w:t xml:space="preserve">⚠</w:t>
+      </w:r>
+      <w:r>
+        <w:t xml:space="preserve"> </w:t>
+      </w:r>
+      <w:r>
+        <w:rPr>
+          <w:b/>
+          <w:bCs/>
+        </w:rPr>
+        <w:t xml:space="preserve">No confundir:</w:t>
+      </w:r>
+      <w:r>
+        <w:t xml:space="preserve"> </w:t>
+      </w:r>
+      <w:r>
+        <w:t xml:space="preserve">articulador del primer momento =</w:t>
+      </w:r>
+      <w:r>
+        <w:t xml:space="preserve"> </w:t>
+      </w:r>
+      <w:r>
+        <w:rPr>
+          <w:b/>
+          <w:bCs/>
+        </w:rPr>
+        <w:t xml:space="preserve">falo imaginario</w:t>
+      </w:r>
+      <w:r>
+        <w:t xml:space="preserve"> </w:t>
+      </w:r>
+      <w:r>
+        <w:t xml:space="preserve">(fetichismo); del segundo =</w:t>
+      </w:r>
+      <w:r>
+        <w:t xml:space="preserve"> </w:t>
+      </w:r>
+      <w:r>
+        <w:rPr>
+          <w:b/>
+          <w:bCs/>
+        </w:rPr>
+        <w:t xml:space="preserve">objeto</w:t>
+      </w:r>
+      <w:r>
+        <w:rPr>
+          <w:b/>
+          <w:bCs/>
+        </w:rPr>
+        <w:t xml:space="preserve"> </w:t>
+      </w:r>
+      <w:r>
+        <w:rPr>
+          <w:b/>
+          <w:bCs/>
+          <w:i/>
+          <w:iCs/>
+        </w:rPr>
+        <w:t xml:space="preserve">a</w:t>
+      </w:r>
+      <w:r>
+        <w:t xml:space="preserve"> </w:t>
+      </w:r>
+      <w:r>
+        <w:t xml:space="preserve">(masoquismo).</w:t>
+      </w:r>
+    </w:p>
     <w:bookmarkEnd w:id="24"/>
-    <w:bookmarkStart w:id="27" w:name="X12b4c6a213e3d9b75caf999788508f60c94a47d"/>
+    <w:bookmarkStart w:id="27" w:name="Xfb9a5b21876fcbca53a15cfc4b61278b822bbd5"/>
     <w:p>
       <w:pPr>
         <w:pStyle w:val="Heading3"/>
       </w:pPr>
       <w:r>
-        <w:t xml:space="preserve">3.2 Desarrollo ampliado (T01, pp. 12-15; apuntes)</w:t>
-      </w:r>
-    </w:p>
-    <w:bookmarkStart w:id="25" w:name="X240bd98d0b24c9bde142b00c9ae5d728c21b701"/>
+        <w:t xml:space="preserve">3.2 Desarrollo ampliado (Belucci, 2014b, pp. 12-15; apuntes)</w:t>
+      </w:r>
+    </w:p>
+    <w:bookmarkStart w:id="25" w:name="Xb283ba6ca55cbb440ca3b9a373737566681e8b0"/>
     <w:p>
       <w:pPr>
         <w:pStyle w:val="Heading4"/>
       </w:pPr>
       <w:r>
-        <w:t xml:space="preserve">a) Primer momento: falo imaginario y fetichismo (Seminarios 4 a 6) (T01, pp. 12-13)</w:t>
+        <w:t xml:space="preserve">a) Primer momento: falo imaginario y fetichismo (Seminarios 4 a 6) (Belucci, 2014b, pp. 12-13)</w:t>
       </w:r>
     </w:p>
     <w:p>
@@ -6332,7 +7065,7 @@
         <w:t xml:space="preserve"> </w:t>
       </w:r>
       <w:r>
-        <w:t xml:space="preserve">(T01, p. 13; excepto la primera, es difícil afirmar si son estrictamente perversas):</w:t>
+        <w:t xml:space="preserve">(Belucci, 2014b, p. 13; excepto la primera, es difícil afirmar si son estrictamente perversas):</w:t>
       </w:r>
     </w:p>
     <w:p>
@@ -6524,7 +7257,7 @@
       </w:r>
     </w:p>
     <w:bookmarkEnd w:id="25"/>
-    <w:bookmarkStart w:id="26" w:name="X8dd27e29b7338f55fc8652de2fc326065271b14"/>
+    <w:bookmarkStart w:id="26" w:name="Xb4fc36b61e2193f712c66213b046d3d4ed7c2ae"/>
     <w:p>
       <w:pPr>
         <w:pStyle w:val="Heading4"/>
@@ -6556,7 +7289,7 @@
         <w:t xml:space="preserve">Kant con Sade</w:t>
       </w:r>
       <w:r>
-        <w:t xml:space="preserve">) (T01, pp. 13-15)</w:t>
+        <w:t xml:space="preserve">) (Belucci, 2014b, pp. 13-15)</w:t>
       </w:r>
     </w:p>
     <w:p>
@@ -6751,7 +7484,7 @@
         <w:t xml:space="preserve"> </w:t>
       </w:r>
       <w:r>
-        <w:t xml:space="preserve">(T01, p. 13).</w:t>
+        <w:t xml:space="preserve">(Belucci, 2014b, p. 13).</w:t>
       </w:r>
       <w:r>
         <w:t xml:space="preserve"> </w:t>
@@ -6880,7 +7613,7 @@
           <w:b/>
           <w:bCs/>
         </w:rPr>
-        <w:t xml:space="preserve">Sade, reverso del imperativo kantiano (T01, p. 13):</w:t>
+        <w:t xml:space="preserve">Sade, reverso del imperativo kantiano (Belucci, 2014b, p. 13):</w:t>
       </w:r>
       <w:r>
         <w:t xml:space="preserve"> </w:t>
@@ -6967,7 +7700,7 @@
           <w:b/>
           <w:bCs/>
         </w:rPr>
-        <w:t xml:space="preserve">El cruzado (T01, pp. 13-14):</w:t>
+        <w:t xml:space="preserve">El cruzado (Belucci, 2014b, pp. 13-14):</w:t>
       </w:r>
       <w:r>
         <w:t xml:space="preserve"> </w:t>
@@ -7034,7 +7767,7 @@
           <w:b/>
           <w:bCs/>
         </w:rPr>
-        <w:t xml:space="preserve">Instrumento del goce del Otro (T01, p. 14):</w:t>
+        <w:t xml:space="preserve">Instrumento del goce del Otro (Belucci, 2014b, p. 14):</w:t>
       </w:r>
       <w:r>
         <w:t xml:space="preserve"> </w:t>
@@ -7111,7 +7844,7 @@
           <w:b/>
           <w:bCs/>
         </w:rPr>
-        <w:t xml:space="preserve">El partenaire y la angustia (T01, p. 14):</w:t>
+        <w:t xml:space="preserve">El partenaire y la angustia (Belucci, 2014b, p. 14):</w:t>
       </w:r>
       <w:r>
         <w:t xml:space="preserve"> </w:t>
@@ -7252,7 +7985,7 @@
           <w:b/>
           <w:bCs/>
         </w:rPr>
-        <w:t xml:space="preserve">Goce como puesta en escena y fantasma (T01, pp. 14-15):</w:t>
+        <w:t xml:space="preserve">Goce como puesta en escena y fantasma (Belucci, 2014b, pp. 14-15):</w:t>
       </w:r>
       <w:r>
         <w:t xml:space="preserve"> </w:t>
@@ -7449,7 +8182,7 @@
           <w:b/>
           <w:bCs/>
         </w:rPr>
-        <w:t xml:space="preserve">(T01 no lo trata; apuntes):</w:t>
+        <w:t xml:space="preserve">(Belucci, 2014b no lo trata; apuntes):</w:t>
       </w:r>
       <w:r>
         <w:t xml:space="preserve"> </w:t>
@@ -7468,7 +8201,7 @@
         <w:t xml:space="preserve">incesto como ley</w:t>
       </w:r>
       <w:r>
-        <w:t xml:space="preserve">. Allí donde el adulto debe poner un límite al goce, lo impone (pedofilia).» (▸ Complemento de clase; no está en T01.)</w:t>
+        <w:t xml:space="preserve">. Allí donde el adulto debe poner un límite al goce, lo impone (pedofilia).» (▸ Complemento de clase; no está en Belucci, 2014b.)</w:t>
       </w:r>
     </w:p>
     <w:p>
@@ -7484,7 +8217,7 @@
           <w:b/>
           <w:bCs/>
         </w:rPr>
-        <w:t xml:space="preserve">Invariante (T01, p. 12):</w:t>
+        <w:t xml:space="preserve">Invariante (Belucci, 2014b, p. 12):</w:t>
       </w:r>
       <w:r>
         <w:t xml:space="preserve"> </w:t>
@@ -8428,7 +9161,7 @@
         <w:t xml:space="preserve"> </w:t>
       </w:r>
       <w:r>
-        <w:t xml:space="preserve">(T01, pp. 9-10).</w:t>
+        <w:t xml:space="preserve">(Belucci, 2014b, pp. 9-10).</w:t>
       </w:r>
     </w:p>
     <w:p>
@@ -8725,7 +9458,7 @@
           <w:b/>
           <w:bCs/>
         </w:rPr>
-        <w:t xml:space="preserve">Usar T14 como fuente de perversión</w:t>
+        <w:t xml:space="preserve">Usar Belucci (2014a) como fuente de perversión</w:t>
       </w:r>
       <w:r>
         <w:t xml:space="preserve">: solo aporta neurosis/perversión como respuestas religiosas al real.</w:t>
@@ -8970,7 +9703,7 @@
               <w:jc w:val="left"/>
             </w:pPr>
             <w:r>
-              <w:t xml:space="preserve">Desmentida vs. forclusión; las dos corrientes (T12)</w:t>
+              <w:t xml:space="preserve">Desmentida vs. forclusión; las dos corrientes (Freud, 1927/1996)</w:t>
             </w:r>
           </w:p>
         </w:tc>
@@ -9051,7 +9784,7 @@
               <w:jc w:val="left"/>
             </w:pPr>
             <w:r>
-              <w:t xml:space="preserve">Mismas fuerzas pulsionales; velado vs. revelado (T01, p. 9)</w:t>
+              <w:t xml:space="preserve">Mismas fuerzas pulsionales; velado vs. revelado (Belucci, 2014b, p. 9)</w:t>
             </w:r>
           </w:p>
         </w:tc>
@@ -9081,7 +9814,7 @@
               <w:jc w:val="left"/>
             </w:pPr>
             <w:r>
-              <w:t xml:space="preserve">Primera concepción freudiana: la perversión como falla de represión/síntesis genital (T01, p. 9)</w:t>
+              <w:t xml:space="preserve">Primera concepción freudiana: la perversión como falla de represión/síntesis genital (Belucci, 2014b, p. 9)</w:t>
             </w:r>
           </w:p>
         </w:tc>
@@ -9111,7 +9844,7 @@
               <w:jc w:val="left"/>
             </w:pPr>
             <w:r>
-              <w:t xml:space="preserve">Criterio freudiano: sin el elemento no hay satisfacción (T01, p. 9)</w:t>
+              <w:t xml:space="preserve">Criterio freudiano: sin el elemento no hay satisfacción (Belucci, 2014b, p. 9)</w:t>
             </w:r>
           </w:p>
         </w:tc>
@@ -9141,7 +9874,7 @@
               <w:jc w:val="left"/>
             </w:pPr>
             <w:r>
-              <w:t xml:space="preserve">Ideal que facilita la satisfacción (T01, p. 9)</w:t>
+              <w:t xml:space="preserve">Ideal que facilita la satisfacción (Belucci, 2014b, p. 9)</w:t>
             </w:r>
           </w:p>
         </w:tc>
@@ -9171,7 +9904,7 @@
               <w:jc w:val="left"/>
             </w:pPr>
             <w:r>
-              <w:t xml:space="preserve">Primario, estructural / deserotizado (obsesión) / de los perversos masoquistas (T01, p. 10)</w:t>
+              <w:t xml:space="preserve">Primario, estructural / deserotizado (obsesión) / de los perversos masoquistas (Belucci, 2014b, p. 10)</w:t>
             </w:r>
           </w:p>
         </w:tc>
@@ -9217,7 +9950,7 @@
               <w:t xml:space="preserve"> </w:t>
             </w:r>
             <w:r>
-              <w:t xml:space="preserve">(T12)</w:t>
+              <w:t xml:space="preserve">(Freud, 1927/1996)</w:t>
             </w:r>
           </w:p>
         </w:tc>
@@ -9247,7 +9980,7 @@
               <w:jc w:val="left"/>
             </w:pPr>
             <w:r>
-              <w:t xml:space="preserve">Renegación/desmentida: reconocer y pretender que no concierne (T01, p. 11)</w:t>
+              <w:t xml:space="preserve">Renegación/desmentida: reconocer y pretender que no concierne (Belucci, 2014b, p. 11)</w:t>
             </w:r>
           </w:p>
         </w:tc>
@@ -9277,7 +10010,7 @@
               <w:jc w:val="left"/>
             </w:pPr>
             <w:r>
-              <w:t xml:space="preserve">Dos zonas del yo: saber sobre la castración y rechazo de sus consecuencias (T01, p. 11)</w:t>
+              <w:t xml:space="preserve">Dos zonas del yo: saber sobre la castración y rechazo de sus consecuencias (Belucci, 2014b, p. 11)</w:t>
             </w:r>
           </w:p>
         </w:tc>
@@ -9307,7 +10040,7 @@
               <w:jc w:val="left"/>
             </w:pPr>
             <w:r>
-              <w:t xml:space="preserve">Articulador del primer momento lacaniano (T01, p. 12)</w:t>
+              <w:t xml:space="preserve">Articulador del primer momento lacaniano (Belucci, 2014b, p. 12)</w:t>
             </w:r>
           </w:p>
         </w:tc>
@@ -9337,7 +10070,7 @@
               <w:jc w:val="left"/>
             </w:pPr>
             <w:r>
-              <w:t xml:space="preserve">Primer momento: parte de los tiempos del Edipo (T01, p. 12)</w:t>
+              <w:t xml:space="preserve">Primer momento: parte de los tiempos del Edipo (Belucci, 2014b, p. 12)</w:t>
             </w:r>
           </w:p>
         </w:tc>
@@ -9367,7 +10100,7 @@
               <w:jc w:val="left"/>
             </w:pPr>
             <w:r>
-              <w:t xml:space="preserve">Imperativo sadiano (T01, p. 13)</w:t>
+              <w:t xml:space="preserve">Imperativo sadiano (Belucci, 2014b, p. 13)</w:t>
             </w:r>
           </w:p>
         </w:tc>
@@ -9397,7 +10130,7 @@
               <w:jc w:val="left"/>
             </w:pPr>
             <w:r>
-              <w:t xml:space="preserve">Posición del perverso lacaniano (T01, p. 14)</w:t>
+              <w:t xml:space="preserve">Posición del perverso lacaniano (Belucci, 2014b, p. 14)</w:t>
             </w:r>
           </w:p>
         </w:tc>
@@ -9427,7 +10160,7 @@
               <w:jc w:val="left"/>
             </w:pPr>
             <w:r>
-              <w:t xml:space="preserve">Inversión del fantasma neurótico (T01, p. 15)</w:t>
+              <w:t xml:space="preserve">Inversión del fantasma neurótico (Belucci, 2014b, p. 15)</w:t>
             </w:r>
           </w:p>
         </w:tc>
@@ -9457,7 +10190,7 @@
               <w:jc w:val="left"/>
             </w:pPr>
             <w:r>
-              <w:t xml:space="preserve">Posición demostrativa del perverso (T01, p. 12)</w:t>
+              <w:t xml:space="preserve">Posición demostrativa del perverso (Belucci, 2014b, p. 12)</w:t>
             </w:r>
           </w:p>
         </w:tc>
@@ -9633,7 +10366,7 @@
         </w:numPr>
       </w:pPr>
       <w:r>
-        <w:t xml:space="preserve">¿Qué lugar tiene T14 en esta clase y qué dice de neurosis y perversión?</w:t>
+        <w:t xml:space="preserve">¿Qué lugar tiene Belucci (2014a) en esta clase y qué dice de neurosis y perversión?</w:t>
       </w:r>
     </w:p>
     <w:bookmarkEnd w:id="37"/>

--- a/2do Año/Psicoanálisis/3_Guias_de_Estudio/C16_LaPerversionEnFreudYLacan_Guia.docx
+++ b/2do Año/Psicoanálisis/3_Guias_de_Estudio/C16_LaPerversionEnFreudYLacan_Guia.docx
@@ -1632,84 +1632,7 @@
         <w:t xml:space="preserve"> </w:t>
       </w:r>
       <w:r>
-        <w:t xml:space="preserve">(</w:t>
-      </w:r>
-      <m:oMath>
-        <m:r>
-          <m:rPr>
-            <m:sty m:val="p"/>
-          </m:rPr>
-          <m:t>◊</m:t>
-        </m:r>
-        <m:r>
-          <m:t>a</m:t>
-        </m:r>
-        <m:r>
-          <m:rPr>
-            <m:sty m:val="p"/>
-          </m:rPr>
-          <m:t>)</m:t>
-        </m:r>
-        <m:r>
-          <m:t>e</m:t>
-        </m:r>
-        <m:r>
-          <m:t>n</m:t>
-        </m:r>
-        <m:r>
-          <m:t>l</m:t>
-        </m:r>
-        <m:r>
-          <m:t>a</m:t>
-        </m:r>
-        <m:r>
-          <m:t>n</m:t>
-        </m:r>
-        <m:r>
-          <m:t>e</m:t>
-        </m:r>
-        <m:r>
-          <m:t>u</m:t>
-        </m:r>
-        <m:r>
-          <m:t>r</m:t>
-        </m:r>
-        <m:r>
-          <m:t>o</m:t>
-        </m:r>
-        <m:r>
-          <m:t>s</m:t>
-        </m:r>
-        <m:r>
-          <m:t>i</m:t>
-        </m:r>
-        <m:r>
-          <m:t>s</m:t>
-        </m:r>
-        <m:r>
-          <m:rPr>
-            <m:sty m:val="p"/>
-          </m:rPr>
-          <m:t>,</m:t>
-        </m:r>
-        <m:r>
-          <m:rPr>
-            <m:sty m:val="p"/>
-          </m:rPr>
-          <m:t>(</m:t>
-        </m:r>
-        <m:r>
-          <m:t>a</m:t>
-        </m:r>
-        <m:r>
-          <m:rPr>
-            <m:sty m:val="p"/>
-          </m:rPr>
-          <m:t>◊</m:t>
-        </m:r>
-      </m:oMath>
-      <w:r>
-        <w:t xml:space="preserve">) en la perversión (Belucci, 2014b, pp. 14-15).</w:t>
+        <w:t xml:space="preserve">($◊a) en la neurosis, (a◊$) en la perversión (Belucci, 2014b, pp. 14-15).</w:t>
       </w:r>
     </w:p>
     <w:p>
@@ -2003,283 +1926,23 @@
           <w:b/>
           <w:bCs/>
         </w:rPr>
-        <w:t xml:space="preserve">(</w:t>
-      </w:r>
-      <m:oMath>
-        <m:r>
-          <m:rPr>
-            <m:sty m:val="p"/>
-          </m:rPr>
-          <m:t>◊</m:t>
-        </m:r>
-        <m:r>
-          <m:t>a</m:t>
-        </m:r>
-        <m:r>
-          <m:rPr>
-            <m:sty m:val="p"/>
-          </m:rPr>
-          <m:t>)</m:t>
-        </m:r>
-        <m:r>
-          <m:rPr>
-            <m:sty m:val="p"/>
-          </m:rPr>
-          <m:t>*</m:t>
-        </m:r>
-        <m:r>
-          <m:rPr>
-            <m:sty m:val="p"/>
-          </m:rPr>
-          <m:t>*</m:t>
-        </m:r>
-        <m:r>
-          <m:rPr>
-            <m:sty m:val="p"/>
-          </m:rPr>
-          <m:t>(</m:t>
-        </m:r>
-        <m:r>
-          <m:t>e</m:t>
-        </m:r>
-        <m:r>
-          <m:t>l</m:t>
-        </m:r>
-        <m:r>
-          <m:t>s</m:t>
-        </m:r>
-        <m:r>
-          <m:t>u</m:t>
-        </m:r>
-        <m:r>
-          <m:t>j</m:t>
-        </m:r>
-        <m:r>
-          <m:t>e</m:t>
-        </m:r>
-        <m:r>
-          <m:t>t</m:t>
-        </m:r>
-        <m:r>
-          <m:t>o</m:t>
-        </m:r>
-        <m:r>
-          <m:t>r</m:t>
-        </m:r>
-        <m:r>
-          <m:t>e</m:t>
-        </m:r>
-        <m:r>
-          <m:t>s</m:t>
-        </m:r>
-        <m:r>
-          <m:t>u</m:t>
-        </m:r>
-        <m:r>
-          <m:t>e</m:t>
-        </m:r>
-        <m:r>
-          <m:t>l</m:t>
-        </m:r>
-        <m:r>
-          <m:t>v</m:t>
-        </m:r>
-        <m:r>
-          <m:t>e</m:t>
-        </m:r>
-        <m:r>
-          <m:t>s</m:t>
-        </m:r>
-        <m:r>
-          <m:t>u</m:t>
-        </m:r>
-        <m:r>
-          <m:t>d</m:t>
-        </m:r>
-        <m:r>
-          <m:t>i</m:t>
-        </m:r>
-        <m:r>
-          <m:t>v</m:t>
-        </m:r>
-        <m:r>
-          <m:t>i</m:t>
-        </m:r>
-        <m:r>
-          <m:t>s</m:t>
-        </m:r>
-        <m:r>
-          <m:t>i</m:t>
-        </m:r>
-        <m:r>
-          <m:t>ó</m:t>
-        </m:r>
-        <m:r>
-          <m:t>n</m:t>
-        </m:r>
-        <m:r>
-          <m:t>c</m:t>
-        </m:r>
-        <m:r>
-          <m:t>o</m:t>
-        </m:r>
-        <m:r>
-          <m:t>n</m:t>
-        </m:r>
-        <m:r>
-          <m:t>j</m:t>
-        </m:r>
-        <m:r>
-          <m:t>u</m:t>
-        </m:r>
-        <m:r>
-          <m:t>g</m:t>
-        </m:r>
-        <m:r>
-          <m:t>á</m:t>
-        </m:r>
-        <m:r>
-          <m:t>n</m:t>
-        </m:r>
-        <m:r>
-          <m:t>d</m:t>
-        </m:r>
-        <m:r>
-          <m:t>o</m:t>
-        </m:r>
-        <m:r>
-          <m:t>s</m:t>
-        </m:r>
-        <m:r>
-          <m:t>e</m:t>
-        </m:r>
-        <m:r>
-          <m:t>c</m:t>
-        </m:r>
-        <m:r>
-          <m:t>o</m:t>
-        </m:r>
-        <m:r>
-          <m:t>n</m:t>
-        </m:r>
-        <m:r>
-          <m:t>u</m:t>
-        </m:r>
-        <m:r>
-          <m:t>n</m:t>
-        </m:r>
-        <m:r>
-          <m:t>o</m:t>
-        </m:r>
-        <m:r>
-          <m:t>b</m:t>
-        </m:r>
-        <m:r>
-          <m:t>j</m:t>
-        </m:r>
-        <m:r>
-          <m:t>e</m:t>
-        </m:r>
-        <m:r>
-          <m:t>t</m:t>
-        </m:r>
-        <m:r>
-          <m:t>o</m:t>
-        </m:r>
-        <m:r>
-          <m:rPr>
-            <m:sty m:val="p"/>
-          </m:rPr>
-          <m:t>)</m:t>
-        </m:r>
-        <m:r>
-          <m:rPr>
-            <m:sty m:val="p"/>
-          </m:rPr>
-          <m:t>;</m:t>
-        </m:r>
-        <m:r>
-          <m:t>e</m:t>
-        </m:r>
-        <m:r>
-          <m:t>n</m:t>
-        </m:r>
-        <m:r>
-          <m:t>l</m:t>
-        </m:r>
-        <m:r>
-          <m:t>a</m:t>
-        </m:r>
-        <m:r>
-          <m:t>p</m:t>
-        </m:r>
-        <m:r>
-          <m:t>e</m:t>
-        </m:r>
-        <m:r>
-          <m:t>r</m:t>
-        </m:r>
-        <m:r>
-          <m:t>v</m:t>
-        </m:r>
-        <m:r>
-          <m:t>e</m:t>
-        </m:r>
-        <m:r>
-          <m:t>r</m:t>
-        </m:r>
-        <m:r>
-          <m:t>s</m:t>
-        </m:r>
-        <m:r>
-          <m:t>i</m:t>
-        </m:r>
-        <m:r>
-          <m:t>ó</m:t>
-        </m:r>
-        <m:r>
-          <m:t>n</m:t>
-        </m:r>
-        <m:r>
-          <m:rPr>
-            <m:sty m:val="p"/>
-          </m:rPr>
-          <m:t>,</m:t>
-        </m:r>
-        <m:r>
-          <m:rPr>
-            <m:sty m:val="p"/>
-          </m:rPr>
-          <m:t>*</m:t>
-        </m:r>
-        <m:r>
-          <m:rPr>
-            <m:sty m:val="p"/>
-          </m:rPr>
-          <m:t>*</m:t>
-        </m:r>
-        <m:r>
-          <m:rPr>
-            <m:sty m:val="p"/>
-          </m:rPr>
-          <m:t>(</m:t>
-        </m:r>
-        <m:r>
-          <m:t>a</m:t>
-        </m:r>
-        <m:r>
-          <m:rPr>
-            <m:sty m:val="p"/>
-          </m:rPr>
-          <m:t>◊</m:t>
-        </m:r>
-      </m:oMath>
-      <w:r>
-        <w:rPr>
-          <w:b/>
-          <w:bCs/>
-        </w:rPr>
-        <w:t xml:space="preserve">)</w:t>
+        <w:t xml:space="preserve">($◊a)</w:t>
+      </w:r>
+      <w:r>
+        <w:t xml:space="preserve"> </w:t>
+      </w:r>
+      <w:r>
+        <w:t xml:space="preserve">(el sujeto resuelve su división conjugándose con un objeto); en la perversión,</w:t>
+      </w:r>
+      <w:r>
+        <w:t xml:space="preserve"> </w:t>
+      </w:r>
+      <w:r>
+        <w:rPr>
+          <w:b/>
+          <w:bCs/>
+        </w:rPr>
+        <w:t xml:space="preserve">(a◊$)</w:t>
       </w:r>
       <w:r>
         <w:t xml:space="preserve">: el perverso se sitúa en el lugar del</w:t>
@@ -3109,39 +2772,7 @@
         <w:t xml:space="preserve">mismos elementos, función invertida</w:t>
       </w:r>
       <w:r>
-        <w:t xml:space="preserve">: limita/facilita; ideal que restringe/que facilita;</w:t>
-      </w:r>
-      <w:r>
-        <w:t xml:space="preserve"> </w:t>
-      </w:r>
-      <m:oMath>
-        <m:r>
-          <m:rPr>
-            <m:sty m:val="p"/>
-          </m:rPr>
-          <m:t>◊</m:t>
-        </m:r>
-        <m:r>
-          <m:t>a</m:t>
-        </m:r>
-        <m:r>
-          <m:rPr>
-            <m:sty m:val="p"/>
-          </m:rPr>
-          <m:t>/</m:t>
-        </m:r>
-        <m:r>
-          <m:t>a</m:t>
-        </m:r>
-        <m:r>
-          <m:rPr>
-            <m:sty m:val="p"/>
-          </m:rPr>
-          <m:t>◊</m:t>
-        </m:r>
-      </m:oMath>
-      <w:r>
-        <w:t xml:space="preserve">; «no querer saber» / «saber pero pretender que no concierne».</w:t>
+        <w:t xml:space="preserve">: limita/facilita; ideal que restringe/que facilita; $◊a / a◊$; «no querer saber» / «saber pero pretender que no concierne».</w:t>
       </w:r>
     </w:p>
     <w:p>
@@ -8014,88 +7645,7 @@
           <w:b/>
           <w:bCs/>
         </w:rPr>
-        <w:t xml:space="preserve">(</w:t>
-      </w:r>
-      <m:oMath>
-        <m:r>
-          <m:rPr>
-            <m:sty m:val="p"/>
-          </m:rPr>
-          <m:t>◊</m:t>
-        </m:r>
-        <m:r>
-          <m:t>a</m:t>
-        </m:r>
-        <m:r>
-          <m:rPr>
-            <m:sty m:val="p"/>
-          </m:rPr>
-          <m:t>)</m:t>
-        </m:r>
-        <m:r>
-          <m:t>e</m:t>
-        </m:r>
-        <m:r>
-          <m:t>n</m:t>
-        </m:r>
-        <m:r>
-          <m:t>l</m:t>
-        </m:r>
-        <m:r>
-          <m:t>a</m:t>
-        </m:r>
-        <m:r>
-          <m:t>n</m:t>
-        </m:r>
-        <m:r>
-          <m:t>e</m:t>
-        </m:r>
-        <m:r>
-          <m:t>u</m:t>
-        </m:r>
-        <m:r>
-          <m:t>r</m:t>
-        </m:r>
-        <m:r>
-          <m:t>o</m:t>
-        </m:r>
-        <m:r>
-          <m:t>s</m:t>
-        </m:r>
-        <m:r>
-          <m:t>i</m:t>
-        </m:r>
-        <m:r>
-          <m:t>s</m:t>
-        </m:r>
-        <m:r>
-          <m:rPr>
-            <m:sty m:val="p"/>
-          </m:rPr>
-          <m:t>;</m:t>
-        </m:r>
-        <m:r>
-          <m:rPr>
-            <m:sty m:val="p"/>
-          </m:rPr>
-          <m:t>(</m:t>
-        </m:r>
-        <m:r>
-          <m:t>a</m:t>
-        </m:r>
-        <m:r>
-          <m:rPr>
-            <m:sty m:val="p"/>
-          </m:rPr>
-          <m:t>◊</m:t>
-        </m:r>
-      </m:oMath>
-      <w:r>
-        <w:rPr>
-          <w:b/>
-          <w:bCs/>
-        </w:rPr>
-        <w:t xml:space="preserve">) en la perversión</w:t>
+        <w:t xml:space="preserve">($◊a) en la neurosis; (a◊$) en la perversión</w:t>
       </w:r>
       <w:r>
         <w:t xml:space="preserve">. → §1.</w:t>
@@ -8978,48 +8528,19 @@
               <w:jc w:val="left"/>
             </w:pPr>
             <w:r>
-              <w:t xml:space="preserve">(</w:t>
+              <w:t xml:space="preserve">($◊a)</w:t>
             </w:r>
-            <m:oMath>
-              <m:r>
-                <m:rPr>
-                  <m:sty m:val="p"/>
-                </m:rPr>
-                <m:t>◊</m:t>
-              </m:r>
-              <m:r>
-                <m:t>a</m:t>
-              </m:r>
-              <m:r>
-                <m:rPr>
-                  <m:sty m:val="p"/>
-                </m:rPr>
-                <m:t>)</m:t>
-              </m:r>
-              <m:r>
-                <m:rPr>
-                  <m:sty m:val="p"/>
-                </m:rPr>
-                <m:t>|</m:t>
-              </m:r>
-              <m:r>
-                <m:rPr>
-                  <m:sty m:val="p"/>
-                </m:rPr>
-                <m:t>(</m:t>
-              </m:r>
-              <m:r>
-                <m:t>a</m:t>
-              </m:r>
-              <m:r>
-                <m:rPr>
-                  <m:sty m:val="p"/>
-                </m:rPr>
-                <m:t>◊</m:t>
-              </m:r>
-            </m:oMath>
+          </w:p>
+        </w:tc>
+        <w:tc>
+          <w:tcPr/>
+          <w:p>
+            <w:pPr>
+              <w:pStyle w:val="Compact"/>
+              <w:jc w:val="left"/>
+            </w:pPr>
             <w:r>
-              <w:t xml:space="preserve">)</w:t>
+              <w:t xml:space="preserve">(a◊$)</w:t>
             </w:r>
           </w:p>
         </w:tc>
@@ -9033,15 +8554,6 @@
             <w:r>
               <w:t xml:space="preserve">Fracaso radical</w:t>
             </w:r>
-          </w:p>
-        </w:tc>
-        <w:tc>
-          <w:tcPr/>
-          <w:p>
-            <w:pPr>
-              <w:pStyle w:val="Compact"/>
-              <w:jc w:val="left"/>
-            </w:pPr>
           </w:p>
         </w:tc>
       </w:tr>
